--- a/school_timetable.docx
+++ b/school_timetable.docx
@@ -750,9 +750,7 @@
             <w:tcW w:type="dxa" w:w="245"/>
           </w:tcPr>
           <w:p>
-            <w:r>
-              <w:t>7D COMPUTER</w:t>
-            </w:r>
+            <w:r/>
           </w:p>
         </w:tc>
         <w:tc>
@@ -786,7 +784,9 @@
             <w:tcW w:type="dxa" w:w="245"/>
           </w:tcPr>
           <w:p>
-            <w:r/>
+            <w:r>
+              <w:t>7D ISLAMIAT</w:t>
+            </w:r>
           </w:p>
         </w:tc>
         <w:tc>
@@ -1282,7 +1282,9 @@
             <w:tcW w:type="dxa" w:w="245"/>
           </w:tcPr>
           <w:p>
-            <w:r/>
+            <w:r>
+              <w:t>8B GP</w:t>
+            </w:r>
           </w:p>
         </w:tc>
         <w:tc>
@@ -1464,9 +1466,7 @@
             <w:tcW w:type="dxa" w:w="245"/>
           </w:tcPr>
           <w:p>
-            <w:r>
-              <w:t>8B GAMES</w:t>
-            </w:r>
+            <w:r/>
           </w:p>
         </w:tc>
         <w:tc>
@@ -1684,9 +1684,7 @@
             <w:tcW w:type="dxa" w:w="245"/>
           </w:tcPr>
           <w:p>
-            <w:r>
-              <w:t>8B S.ST</w:t>
-            </w:r>
+            <w:r/>
           </w:p>
         </w:tc>
         <w:tc>
@@ -3210,9 +3208,7 @@
             <w:tcW w:type="dxa" w:w="245"/>
           </w:tcPr>
           <w:p>
-            <w:r>
-              <w:t>6B HISTORY</w:t>
-            </w:r>
+            <w:r/>
           </w:p>
         </w:tc>
         <w:tc>
@@ -3670,17 +3666,17 @@
             <w:tcW w:type="dxa" w:w="245"/>
           </w:tcPr>
           <w:p>
-            <w:r/>
-          </w:p>
-        </w:tc>
-        <w:tc>
-          <w:tcPr>
-            <w:tcW w:type="dxa" w:w="245"/>
-          </w:tcPr>
-          <w:p>
-            <w:r>
-              <w:t>7D SINDHI</w:t>
-            </w:r>
+            <w:r>
+              <w:t>7D S.ST</w:t>
+            </w:r>
+          </w:p>
+        </w:tc>
+        <w:tc>
+          <w:tcPr>
+            <w:tcW w:type="dxa" w:w="245"/>
+          </w:tcPr>
+          <w:p>
+            <w:r/>
           </w:p>
         </w:tc>
         <w:tc>
@@ -5316,7 +5312,9 @@
             <w:tcW w:type="dxa" w:w="245"/>
           </w:tcPr>
           <w:p>
-            <w:r/>
+            <w:r>
+              <w:t>8B URDU</w:t>
+            </w:r>
           </w:p>
         </w:tc>
         <w:tc>
@@ -5410,9 +5408,7 @@
             <w:tcW w:type="dxa" w:w="245"/>
           </w:tcPr>
           <w:p>
-            <w:r>
-              <w:t>8B S.ST</w:t>
-            </w:r>
+            <w:r/>
           </w:p>
         </w:tc>
         <w:tc>
@@ -8748,9 +8744,7 @@
             <w:tcW w:type="dxa" w:w="245"/>
           </w:tcPr>
           <w:p>
-            <w:r>
-              <w:t>8B MATHS</w:t>
-            </w:r>
+            <w:r/>
           </w:p>
         </w:tc>
         <w:tc>
@@ -8800,7 +8794,9 @@
             <w:tcW w:type="dxa" w:w="245"/>
           </w:tcPr>
           <w:p>
-            <w:r/>
+            <w:r>
+              <w:t>8B GAMES</w:t>
+            </w:r>
           </w:p>
         </w:tc>
         <w:tc>
@@ -8920,9 +8916,7 @@
             <w:tcW w:type="dxa" w:w="245"/>
           </w:tcPr>
           <w:p>
-            <w:r>
-              <w:t>8B URDU</w:t>
-            </w:r>
+            <w:r/>
           </w:p>
         </w:tc>
         <w:tc>
@@ -9206,7 +9200,9 @@
             <w:tcW w:type="dxa" w:w="245"/>
           </w:tcPr>
           <w:p>
-            <w:r/>
+            <w:r>
+              <w:t>8B MATHS</w:t>
+            </w:r>
           </w:p>
         </w:tc>
         <w:tc>
@@ -10554,9 +10550,7 @@
             <w:tcW w:type="dxa" w:w="245"/>
           </w:tcPr>
           <w:p>
-            <w:r>
-              <w:t>8B ARABIC</w:t>
-            </w:r>
+            <w:r/>
           </w:p>
         </w:tc>
         <w:tc>
@@ -10620,7 +10614,9 @@
             <w:tcW w:type="dxa" w:w="245"/>
           </w:tcPr>
           <w:p>
-            <w:r/>
+            <w:r>
+              <w:t>8B ISLAMIAT</w:t>
+            </w:r>
           </w:p>
         </w:tc>
         <w:tc>
@@ -10960,7 +10956,9 @@
             <w:tcW w:type="dxa" w:w="245"/>
           </w:tcPr>
           <w:p>
-            <w:r/>
+            <w:r>
+              <w:t>8B S.ST</w:t>
+            </w:r>
           </w:p>
         </w:tc>
         <w:tc>
@@ -11078,9 +11076,7 @@
             <w:tcW w:type="dxa" w:w="245"/>
           </w:tcPr>
           <w:p>
-            <w:r>
-              <w:t>8B ISLAMIAT</w:t>
-            </w:r>
+            <w:r/>
           </w:p>
         </w:tc>
         <w:tc>
@@ -11204,25 +11200,25 @@
             <w:tcW w:type="dxa" w:w="245"/>
           </w:tcPr>
           <w:p>
-            <w:r>
-              <w:t>8A GAMES</w:t>
-            </w:r>
-          </w:p>
-        </w:tc>
-        <w:tc>
-          <w:tcPr>
-            <w:tcW w:type="dxa" w:w="245"/>
-          </w:tcPr>
-          <w:p>
-            <w:r/>
-          </w:p>
-        </w:tc>
-        <w:tc>
-          <w:tcPr>
-            <w:tcW w:type="dxa" w:w="245"/>
-          </w:tcPr>
-          <w:p>
-            <w:r/>
+            <w:r/>
+          </w:p>
+        </w:tc>
+        <w:tc>
+          <w:tcPr>
+            <w:tcW w:type="dxa" w:w="245"/>
+          </w:tcPr>
+          <w:p>
+            <w:r/>
+          </w:p>
+        </w:tc>
+        <w:tc>
+          <w:tcPr>
+            <w:tcW w:type="dxa" w:w="245"/>
+          </w:tcPr>
+          <w:p>
+            <w:r>
+              <w:t>8A AI</w:t>
+            </w:r>
           </w:p>
         </w:tc>
       </w:tr>
@@ -12142,7 +12138,9 @@
             <w:tcW w:type="dxa" w:w="245"/>
           </w:tcPr>
           <w:p>
-            <w:r/>
+            <w:r>
+              <w:t>6C S.ST</w:t>
+            </w:r>
           </w:p>
         </w:tc>
         <w:tc>
@@ -12268,7 +12266,9 @@
             <w:tcW w:type="dxa" w:w="245"/>
           </w:tcPr>
           <w:p>
-            <w:r/>
+            <w:r>
+              <w:t>8B COMPUTER</w:t>
+            </w:r>
           </w:p>
         </w:tc>
         <w:tc>
@@ -12330,19 +12330,15 @@
             <w:tcW w:type="dxa" w:w="245"/>
           </w:tcPr>
           <w:p>
-            <w:r>
-              <w:t>6C ISLAMIAT</w:t>
-            </w:r>
-          </w:p>
-        </w:tc>
-        <w:tc>
-          <w:tcPr>
-            <w:tcW w:type="dxa" w:w="245"/>
-          </w:tcPr>
-          <w:p>
-            <w:r>
-              <w:t>8B SINDHI</w:t>
-            </w:r>
+            <w:r/>
+          </w:p>
+        </w:tc>
+        <w:tc>
+          <w:tcPr>
+            <w:tcW w:type="dxa" w:w="245"/>
+          </w:tcPr>
+          <w:p>
+            <w:r/>
           </w:p>
         </w:tc>
         <w:tc>
@@ -12682,7 +12678,9 @@
             <w:tcW w:type="dxa" w:w="245"/>
           </w:tcPr>
           <w:p>
-            <w:r/>
+            <w:r>
+              <w:t>7D MATHS</w:t>
+            </w:r>
           </w:p>
         </w:tc>
         <w:tc>
@@ -12719,7 +12717,7 @@
           </w:tcPr>
           <w:p>
             <w:r>
-              <w:t>7D COMPUTER</w:t>
+              <w:t>8A COMPUTER</w:t>
             </w:r>
           </w:p>
         </w:tc>
@@ -12838,9 +12836,7 @@
             <w:tcW w:type="dxa" w:w="245"/>
           </w:tcPr>
           <w:p>
-            <w:r>
-              <w:t>8A GEOGRAPHY</w:t>
-            </w:r>
+            <w:r/>
           </w:p>
         </w:tc>
         <w:tc>
@@ -13178,7 +13174,9 @@
             <w:tcW w:type="dxa" w:w="245"/>
           </w:tcPr>
           <w:p>
-            <w:r/>
+            <w:r>
+              <w:t>7D COMPUTER</w:t>
+            </w:r>
           </w:p>
         </w:tc>
         <w:tc>
@@ -13212,9 +13210,7 @@
             <w:tcW w:type="dxa" w:w="245"/>
           </w:tcPr>
           <w:p>
-            <w:r>
-              <w:t>7D ISLAMIAT</w:t>
-            </w:r>
+            <w:r/>
           </w:p>
         </w:tc>
         <w:tc>
@@ -13602,9 +13598,7 @@
             <w:tcW w:type="dxa" w:w="245"/>
           </w:tcPr>
           <w:p>
-            <w:r>
-              <w:t>6A MATHS</w:t>
-            </w:r>
+            <w:r/>
           </w:p>
         </w:tc>
         <w:tc>
@@ -13717,7 +13711,7 @@
           </w:tcPr>
           <w:p>
             <w:r>
-              <w:t>8B GP</w:t>
+              <w:t>8B SINDHI</w:t>
             </w:r>
           </w:p>
         </w:tc>
@@ -13916,7 +13910,9 @@
             <w:tcW w:type="dxa" w:w="245"/>
           </w:tcPr>
           <w:p>
-            <w:r/>
+            <w:r>
+              <w:t>6A AI</w:t>
+            </w:r>
           </w:p>
         </w:tc>
       </w:tr>
@@ -15082,7 +15078,9 @@
             <w:tcW w:type="dxa" w:w="245"/>
           </w:tcPr>
           <w:p>
-            <w:r/>
+            <w:r>
+              <w:t>6E MATHS</w:t>
+            </w:r>
           </w:p>
         </w:tc>
         <w:tc>
@@ -15356,9 +15354,7 @@
             <w:tcW w:type="dxa" w:w="245"/>
           </w:tcPr>
           <w:p>
-            <w:r>
-              <w:t>6E SINDHI</w:t>
-            </w:r>
+            <w:r/>
           </w:p>
         </w:tc>
         <w:tc>
@@ -15580,9 +15576,7 @@
             <w:tcW w:type="dxa" w:w="245"/>
           </w:tcPr>
           <w:p>
-            <w:r>
-              <w:t>8A COMPUTER</w:t>
-            </w:r>
+            <w:r/>
           </w:p>
         </w:tc>
         <w:tc>
@@ -15702,7 +15696,9 @@
             <w:tcW w:type="dxa" w:w="245"/>
           </w:tcPr>
           <w:p>
-            <w:r/>
+            <w:r>
+              <w:t>8A GEOGRAPHY</w:t>
+            </w:r>
           </w:p>
         </w:tc>
         <w:tc>
@@ -16002,7 +15998,9 @@
             <w:tcW w:type="dxa" w:w="245"/>
           </w:tcPr>
           <w:p>
-            <w:r/>
+            <w:r>
+              <w:t>7A MATHS</w:t>
+            </w:r>
           </w:p>
         </w:tc>
         <w:tc>
@@ -16266,41 +16264,41 @@
             <w:tcW w:type="dxa" w:w="245"/>
           </w:tcPr>
           <w:p>
-            <w:r>
-              <w:t>7A HISTORY</w:t>
-            </w:r>
-          </w:p>
-        </w:tc>
-        <w:tc>
-          <w:tcPr>
-            <w:tcW w:type="dxa" w:w="245"/>
-          </w:tcPr>
-          <w:p>
-            <w:r/>
-          </w:p>
-        </w:tc>
-        <w:tc>
-          <w:tcPr>
-            <w:tcW w:type="dxa" w:w="245"/>
-          </w:tcPr>
-          <w:p>
-            <w:r/>
-          </w:p>
-        </w:tc>
-        <w:tc>
-          <w:tcPr>
-            <w:tcW w:type="dxa" w:w="245"/>
-          </w:tcPr>
-          <w:p>
-            <w:r/>
-          </w:p>
-        </w:tc>
-        <w:tc>
-          <w:tcPr>
-            <w:tcW w:type="dxa" w:w="245"/>
-          </w:tcPr>
-          <w:p>
-            <w:r/>
+            <w:r/>
+          </w:p>
+        </w:tc>
+        <w:tc>
+          <w:tcPr>
+            <w:tcW w:type="dxa" w:w="245"/>
+          </w:tcPr>
+          <w:p>
+            <w:r/>
+          </w:p>
+        </w:tc>
+        <w:tc>
+          <w:tcPr>
+            <w:tcW w:type="dxa" w:w="245"/>
+          </w:tcPr>
+          <w:p>
+            <w:r/>
+          </w:p>
+        </w:tc>
+        <w:tc>
+          <w:tcPr>
+            <w:tcW w:type="dxa" w:w="245"/>
+          </w:tcPr>
+          <w:p>
+            <w:r/>
+          </w:p>
+        </w:tc>
+        <w:tc>
+          <w:tcPr>
+            <w:tcW w:type="dxa" w:w="245"/>
+          </w:tcPr>
+          <w:p>
+            <w:r>
+              <w:t>8A GAMES</w:t>
+            </w:r>
           </w:p>
         </w:tc>
         <w:tc>
@@ -16318,9 +16316,7 @@
             <w:tcW w:type="dxa" w:w="245"/>
           </w:tcPr>
           <w:p>
-            <w:r>
-              <w:t>8A AI</w:t>
-            </w:r>
+            <w:r/>
           </w:p>
         </w:tc>
       </w:tr>
@@ -17126,9 +17122,7 @@
             <w:tcW w:type="dxa" w:w="245"/>
           </w:tcPr>
           <w:p>
-            <w:r>
-              <w:t>6E S.ST</w:t>
-            </w:r>
+            <w:r/>
           </w:p>
         </w:tc>
         <w:tc>
@@ -17320,9 +17314,7 @@
             <w:tcW w:type="dxa" w:w="245"/>
           </w:tcPr>
           <w:p>
-            <w:r>
-              <w:t>7D MATHS</w:t>
-            </w:r>
+            <w:r/>
           </w:p>
         </w:tc>
         <w:tc>
@@ -17360,17 +17352,17 @@
             <w:tcW w:type="dxa" w:w="245"/>
           </w:tcPr>
           <w:p>
-            <w:r/>
-          </w:p>
-        </w:tc>
-        <w:tc>
-          <w:tcPr>
-            <w:tcW w:type="dxa" w:w="245"/>
-          </w:tcPr>
-          <w:p>
-            <w:r>
-              <w:t>8B COMPUTER</w:t>
-            </w:r>
+            <w:r>
+              <w:t>7D COMPUTER</w:t>
+            </w:r>
+          </w:p>
+        </w:tc>
+        <w:tc>
+          <w:tcPr>
+            <w:tcW w:type="dxa" w:w="245"/>
+          </w:tcPr>
+          <w:p>
+            <w:r/>
           </w:p>
         </w:tc>
         <w:tc>
@@ -17688,9 +17680,7 @@
             <w:tcW w:type="dxa" w:w="245"/>
           </w:tcPr>
           <w:p>
-            <w:r>
-              <w:t>6D MATHS</w:t>
-            </w:r>
+            <w:r/>
           </w:p>
         </w:tc>
         <w:tc>
@@ -17786,9 +17776,7 @@
             <w:tcW w:type="dxa" w:w="245"/>
           </w:tcPr>
           <w:p>
-            <w:r>
-              <w:t>7D MATHS</w:t>
-            </w:r>
+            <w:r/>
           </w:p>
         </w:tc>
         <w:tc>
@@ -18058,39 +18046,43 @@
             <w:tcW w:type="dxa" w:w="245"/>
           </w:tcPr>
           <w:p>
-            <w:r/>
-          </w:p>
-        </w:tc>
-        <w:tc>
-          <w:tcPr>
-            <w:tcW w:type="dxa" w:w="245"/>
-          </w:tcPr>
-          <w:p>
-            <w:r/>
-          </w:p>
-        </w:tc>
-        <w:tc>
-          <w:tcPr>
-            <w:tcW w:type="dxa" w:w="245"/>
-          </w:tcPr>
-          <w:p>
-            <w:r/>
-          </w:p>
-        </w:tc>
-        <w:tc>
-          <w:tcPr>
-            <w:tcW w:type="dxa" w:w="245"/>
-          </w:tcPr>
-          <w:p>
-            <w:r/>
-          </w:p>
-        </w:tc>
-        <w:tc>
-          <w:tcPr>
-            <w:tcW w:type="dxa" w:w="245"/>
-          </w:tcPr>
-          <w:p>
-            <w:r/>
+            <w:r>
+              <w:t>7D SINDHI</w:t>
+            </w:r>
+          </w:p>
+        </w:tc>
+        <w:tc>
+          <w:tcPr>
+            <w:tcW w:type="dxa" w:w="245"/>
+          </w:tcPr>
+          <w:p>
+            <w:r/>
+          </w:p>
+        </w:tc>
+        <w:tc>
+          <w:tcPr>
+            <w:tcW w:type="dxa" w:w="245"/>
+          </w:tcPr>
+          <w:p>
+            <w:r/>
+          </w:p>
+        </w:tc>
+        <w:tc>
+          <w:tcPr>
+            <w:tcW w:type="dxa" w:w="245"/>
+          </w:tcPr>
+          <w:p>
+            <w:r/>
+          </w:p>
+        </w:tc>
+        <w:tc>
+          <w:tcPr>
+            <w:tcW w:type="dxa" w:w="245"/>
+          </w:tcPr>
+          <w:p>
+            <w:r>
+              <w:t>6D GAMES</w:t>
+            </w:r>
           </w:p>
         </w:tc>
         <w:tc>
@@ -19174,7 +19166,9 @@
             <w:tcW w:type="dxa" w:w="245"/>
           </w:tcPr>
           <w:p>
-            <w:r/>
+            <w:r>
+              <w:t>6D MATHS</w:t>
+            </w:r>
           </w:p>
         </w:tc>
         <w:tc>
@@ -19200,9 +19194,7 @@
             <w:tcW w:type="dxa" w:w="245"/>
           </w:tcPr>
           <w:p>
-            <w:r>
-              <w:t>6D URDU</w:t>
-            </w:r>
+            <w:r/>
           </w:p>
         </w:tc>
         <w:tc>
@@ -19662,7 +19654,9 @@
             <w:tcW w:type="dxa" w:w="245"/>
           </w:tcPr>
           <w:p>
-            <w:r/>
+            <w:r>
+              <w:t>6D URDU</w:t>
+            </w:r>
           </w:p>
         </w:tc>
         <w:tc>
@@ -19726,9 +19720,7 @@
             <w:tcW w:type="dxa" w:w="245"/>
           </w:tcPr>
           <w:p>
-            <w:r>
-              <w:t>6E MATHS</w:t>
-            </w:r>
+            <w:r/>
           </w:p>
         </w:tc>
         <w:tc>
@@ -20000,41 +19992,41 @@
             <w:tcW w:type="dxa" w:w="245"/>
           </w:tcPr>
           <w:p>
-            <w:r/>
-          </w:p>
-        </w:tc>
-        <w:tc>
-          <w:tcPr>
-            <w:tcW w:type="dxa" w:w="245"/>
-          </w:tcPr>
-          <w:p>
-            <w:r/>
-          </w:p>
-        </w:tc>
-        <w:tc>
-          <w:tcPr>
-            <w:tcW w:type="dxa" w:w="245"/>
-          </w:tcPr>
-          <w:p>
-            <w:r/>
-          </w:p>
-        </w:tc>
-        <w:tc>
-          <w:tcPr>
-            <w:tcW w:type="dxa" w:w="245"/>
-          </w:tcPr>
-          <w:p>
-            <w:r/>
-          </w:p>
-        </w:tc>
-        <w:tc>
-          <w:tcPr>
-            <w:tcW w:type="dxa" w:w="245"/>
-          </w:tcPr>
-          <w:p>
-            <w:r>
-              <w:t>6D GAMES</w:t>
-            </w:r>
+            <w:r>
+              <w:t>6E SINDHI</w:t>
+            </w:r>
+          </w:p>
+        </w:tc>
+        <w:tc>
+          <w:tcPr>
+            <w:tcW w:type="dxa" w:w="245"/>
+          </w:tcPr>
+          <w:p>
+            <w:r/>
+          </w:p>
+        </w:tc>
+        <w:tc>
+          <w:tcPr>
+            <w:tcW w:type="dxa" w:w="245"/>
+          </w:tcPr>
+          <w:p>
+            <w:r/>
+          </w:p>
+        </w:tc>
+        <w:tc>
+          <w:tcPr>
+            <w:tcW w:type="dxa" w:w="245"/>
+          </w:tcPr>
+          <w:p>
+            <w:r/>
+          </w:p>
+        </w:tc>
+        <w:tc>
+          <w:tcPr>
+            <w:tcW w:type="dxa" w:w="245"/>
+          </w:tcPr>
+          <w:p>
+            <w:r/>
           </w:p>
         </w:tc>
         <w:tc>
@@ -20906,7 +20898,9 @@
             <w:tcW w:type="dxa" w:w="245"/>
           </w:tcPr>
           <w:p>
-            <w:r/>
+            <w:r>
+              <w:t>6E S.ST</w:t>
+            </w:r>
           </w:p>
         </w:tc>
         <w:tc>
@@ -20950,9 +20944,7 @@
             <w:tcW w:type="dxa" w:w="245"/>
           </w:tcPr>
           <w:p>
-            <w:r>
-              <w:t>6E GAMES</w:t>
-            </w:r>
+            <w:r/>
           </w:p>
         </w:tc>
         <w:tc>
@@ -21420,9 +21412,7 @@
             <w:tcW w:type="dxa" w:w="245"/>
           </w:tcPr>
           <w:p>
-            <w:r>
-              <w:t>6C S.ST</w:t>
-            </w:r>
+            <w:r/>
           </w:p>
         </w:tc>
         <w:tc>
@@ -21511,16 +21501,18 @@
           </w:tcPr>
           <w:p>
             <w:r>
-              <w:t>7A MATHS</w:t>
-            </w:r>
-          </w:p>
-        </w:tc>
-        <w:tc>
-          <w:tcPr>
-            <w:tcW w:type="dxa" w:w="245"/>
-          </w:tcPr>
-          <w:p>
-            <w:r/>
+              <w:t>7D MATHS</w:t>
+            </w:r>
+          </w:p>
+        </w:tc>
+        <w:tc>
+          <w:tcPr>
+            <w:tcW w:type="dxa" w:w="245"/>
+          </w:tcPr>
+          <w:p>
+            <w:r>
+              <w:t>6C MATHS</w:t>
+            </w:r>
           </w:p>
         </w:tc>
         <w:tc>
@@ -21773,7 +21765,7 @@
           </w:tcPr>
           <w:p>
             <w:r>
-              <w:t>7D S.ST</w:t>
+              <w:t>7A HISTORY</w:t>
             </w:r>
           </w:p>
         </w:tc>
@@ -21979,7 +21971,7 @@
           </w:tcPr>
           <w:p>
             <w:r>
-              <w:t>6C MATHS</w:t>
+              <w:t>6A MATHS</w:t>
             </w:r>
           </w:p>
         </w:tc>
@@ -22078,7 +22070,9 @@
             <w:tcW w:type="dxa" w:w="245"/>
           </w:tcPr>
           <w:p>
-            <w:r/>
+            <w:r>
+              <w:t>6C ISLAMIAT</w:t>
+            </w:r>
           </w:p>
         </w:tc>
         <w:tc>
@@ -22278,9 +22272,7 @@
             <w:tcW w:type="dxa" w:w="245"/>
           </w:tcPr>
           <w:p>
-            <w:r>
-              <w:t>6A AI</w:t>
-            </w:r>
+            <w:r/>
           </w:p>
         </w:tc>
       </w:tr>

--- a/school_timetable.docx
+++ b/school_timetable.docx
@@ -750,9 +750,7 @@
             <w:tcW w:type="dxa" w:w="245"/>
           </w:tcPr>
           <w:p>
-            <w:r>
-              <w:t>9C COMPUTER IX-X</w:t>
-            </w:r>
+            <w:r/>
           </w:p>
         </w:tc>
         <w:tc>
@@ -884,7 +882,9 @@
             <w:tcW w:type="dxa" w:w="245"/>
           </w:tcPr>
           <w:p>
-            <w:r/>
+            <w:r>
+              <w:t>9C ISLAMIAT IX</w:t>
+            </w:r>
           </w:p>
         </w:tc>
         <w:tc>
@@ -1199,7 +1199,7 @@
           </w:tcPr>
           <w:p>
             <w:r>
-              <w:t>10E COMPUTER IX-X</w:t>
+              <w:t>9C COMPUTER IX-X</w:t>
             </w:r>
           </w:p>
         </w:tc>
@@ -1278,7 +1278,9 @@
             <w:tcW w:type="dxa" w:w="245"/>
           </w:tcPr>
           <w:p>
-            <w:r/>
+            <w:r>
+              <w:t>7C ISLAMIAT</w:t>
+            </w:r>
           </w:p>
         </w:tc>
         <w:tc>
@@ -1338,25 +1340,27 @@
             <w:tcW w:type="dxa" w:w="245"/>
           </w:tcPr>
           <w:p>
-            <w:r>
-              <w:t>9C ISLAMIAT IX</w:t>
-            </w:r>
-          </w:p>
-        </w:tc>
-        <w:tc>
-          <w:tcPr>
-            <w:tcW w:type="dxa" w:w="245"/>
-          </w:tcPr>
-          <w:p>
-            <w:r/>
-          </w:p>
-        </w:tc>
-        <w:tc>
-          <w:tcPr>
-            <w:tcW w:type="dxa" w:w="245"/>
-          </w:tcPr>
-          <w:p>
-            <w:r/>
+            <w:r/>
+          </w:p>
+        </w:tc>
+        <w:tc>
+          <w:tcPr>
+            <w:tcW w:type="dxa" w:w="245"/>
+          </w:tcPr>
+          <w:p>
+            <w:r>
+              <w:t>9B LIBRARY</w:t>
+            </w:r>
+          </w:p>
+        </w:tc>
+        <w:tc>
+          <w:tcPr>
+            <w:tcW w:type="dxa" w:w="245"/>
+          </w:tcPr>
+          <w:p>
+            <w:r>
+              <w:t>10E PHYSICS</w:t>
+            </w:r>
           </w:p>
         </w:tc>
         <w:tc>
@@ -1392,9 +1396,7 @@
             <w:tcW w:type="dxa" w:w="245"/>
           </w:tcPr>
           <w:p>
-            <w:r>
-              <w:t>9B BIOLOGY</w:t>
-            </w:r>
+            <w:r/>
           </w:p>
         </w:tc>
         <w:tc>
@@ -1438,9 +1440,7 @@
             <w:tcW w:type="dxa" w:w="245"/>
           </w:tcPr>
           <w:p>
-            <w:r>
-              <w:t>7C SINDHI</w:t>
-            </w:r>
+            <w:r/>
           </w:p>
         </w:tc>
         <w:tc>
@@ -1606,9 +1606,7 @@
             <w:tcW w:type="dxa" w:w="245"/>
           </w:tcPr>
           <w:p>
-            <w:r>
-              <w:t>9E URDU</w:t>
-            </w:r>
+            <w:r/>
           </w:p>
         </w:tc>
         <w:tc>
@@ -1716,7 +1714,9 @@
             <w:tcW w:type="dxa" w:w="245"/>
           </w:tcPr>
           <w:p>
-            <w:r/>
+            <w:r>
+              <w:t>6E ARABIC</w:t>
+            </w:r>
           </w:p>
         </w:tc>
         <w:tc>
@@ -1862,24 +1862,26 @@
             <w:tcW w:type="dxa" w:w="245"/>
           </w:tcPr>
           <w:p>
-            <w:r/>
-          </w:p>
-        </w:tc>
-        <w:tc>
-          <w:tcPr>
-            <w:tcW w:type="dxa" w:w="245"/>
-          </w:tcPr>
-          <w:p>
-            <w:r/>
-          </w:p>
-        </w:tc>
-        <w:tc>
-          <w:tcPr>
-            <w:tcW w:type="dxa" w:w="245"/>
-          </w:tcPr>
-          <w:p>
-            <w:r>
-              <w:t xml:space="preserve">9F GENERAL SCIENCE </w:t>
+            <w:r>
+              <w:t>9E CHEMISTRY</w:t>
+            </w:r>
+          </w:p>
+        </w:tc>
+        <w:tc>
+          <w:tcPr>
+            <w:tcW w:type="dxa" w:w="245"/>
+          </w:tcPr>
+          <w:p>
+            <w:r/>
+          </w:p>
+        </w:tc>
+        <w:tc>
+          <w:tcPr>
+            <w:tcW w:type="dxa" w:w="245"/>
+          </w:tcPr>
+          <w:p>
+            <w:r>
+              <w:t>9F GENERAL SCIENCE</w:t>
             </w:r>
           </w:p>
         </w:tc>
@@ -1931,7 +1933,7 @@
           </w:tcPr>
           <w:p>
             <w:r>
-              <w:t>6E GAMES</w:t>
+              <w:t>7C GAMES</w:t>
             </w:r>
           </w:p>
         </w:tc>
@@ -2926,7 +2928,9 @@
             <w:tcW w:type="dxa" w:w="245"/>
           </w:tcPr>
           <w:p>
-            <w:r/>
+            <w:r>
+              <w:t>9E URDU</w:t>
+            </w:r>
           </w:p>
         </w:tc>
         <w:tc>
@@ -2990,9 +2994,7 @@
             <w:tcW w:type="dxa" w:w="245"/>
           </w:tcPr>
           <w:p>
-            <w:r>
-              <w:t>9E COMPUTER IX-X</w:t>
-            </w:r>
+            <w:r/>
           </w:p>
         </w:tc>
         <w:tc>
@@ -3218,33 +3220,33 @@
             <w:tcW w:type="dxa" w:w="245"/>
           </w:tcPr>
           <w:p>
-            <w:r/>
-          </w:p>
-        </w:tc>
-        <w:tc>
-          <w:tcPr>
-            <w:tcW w:type="dxa" w:w="245"/>
-          </w:tcPr>
-          <w:p>
-            <w:r/>
-          </w:p>
-        </w:tc>
-        <w:tc>
-          <w:tcPr>
-            <w:tcW w:type="dxa" w:w="245"/>
-          </w:tcPr>
-          <w:p>
-            <w:r/>
-          </w:p>
-        </w:tc>
-        <w:tc>
-          <w:tcPr>
-            <w:tcW w:type="dxa" w:w="245"/>
-          </w:tcPr>
-          <w:p>
-            <w:r>
-              <w:t>8D GAMES</w:t>
-            </w:r>
+            <w:r>
+              <w:t>8D SINDHI</w:t>
+            </w:r>
+          </w:p>
+        </w:tc>
+        <w:tc>
+          <w:tcPr>
+            <w:tcW w:type="dxa" w:w="245"/>
+          </w:tcPr>
+          <w:p>
+            <w:r/>
+          </w:p>
+        </w:tc>
+        <w:tc>
+          <w:tcPr>
+            <w:tcW w:type="dxa" w:w="245"/>
+          </w:tcPr>
+          <w:p>
+            <w:r/>
+          </w:p>
+        </w:tc>
+        <w:tc>
+          <w:tcPr>
+            <w:tcW w:type="dxa" w:w="245"/>
+          </w:tcPr>
+          <w:p>
+            <w:r/>
           </w:p>
         </w:tc>
         <w:tc>
@@ -3897,7 +3899,7 @@
           </w:tcPr>
           <w:p>
             <w:r>
-              <w:t>8A COMPUTER</w:t>
+              <w:t>10E COMPUTER IX-X</w:t>
             </w:r>
           </w:p>
         </w:tc>
@@ -4016,7 +4018,9 @@
             <w:tcW w:type="dxa" w:w="245"/>
           </w:tcPr>
           <w:p>
-            <w:r/>
+            <w:r>
+              <w:t>8A GEOGRAPHY</w:t>
+            </w:r>
           </w:p>
         </w:tc>
         <w:tc>
@@ -4044,9 +4048,7 @@
             <w:tcW w:type="dxa" w:w="245"/>
           </w:tcPr>
           <w:p>
-            <w:r>
-              <w:t>10E LIBRARY</w:t>
-            </w:r>
+            <w:r/>
           </w:p>
         </w:tc>
         <w:tc>
@@ -4080,9 +4082,7 @@
             <w:tcW w:type="dxa" w:w="245"/>
           </w:tcPr>
           <w:p>
-            <w:r>
-              <w:t>9A PHYSICS</w:t>
-            </w:r>
+            <w:r/>
           </w:p>
         </w:tc>
         <w:tc>
@@ -4159,7 +4159,7 @@
           </w:tcPr>
           <w:p>
             <w:r>
-              <w:t>9B GAMES</w:t>
+              <w:t>9A GAMES</w:t>
             </w:r>
           </w:p>
         </w:tc>
@@ -4314,7 +4314,9 @@
             <w:tcW w:type="dxa" w:w="245"/>
           </w:tcPr>
           <w:p>
-            <w:r/>
+            <w:r>
+              <w:t>6E TS</w:t>
+            </w:r>
           </w:p>
         </w:tc>
         <w:tc>
@@ -4349,7 +4351,7 @@
           </w:tcPr>
           <w:p>
             <w:r>
-              <w:t>6E COMPUTER</w:t>
+              <w:t>10E COMPUTER IX-X</w:t>
             </w:r>
           </w:p>
         </w:tc>
@@ -4508,9 +4510,7 @@
             <w:tcW w:type="dxa" w:w="245"/>
           </w:tcPr>
           <w:p>
-            <w:r>
-              <w:t>10E PHYSICS</w:t>
-            </w:r>
+            <w:r/>
           </w:p>
         </w:tc>
         <w:tc>
@@ -5917,7 +5917,7 @@
           </w:tcPr>
           <w:p>
             <w:r>
-              <w:t>7C ISLAMIAT</w:t>
+              <w:t>7C ARABIC</w:t>
             </w:r>
           </w:p>
         </w:tc>
@@ -6258,9 +6258,7 @@
             <w:tcW w:type="dxa" w:w="245"/>
           </w:tcPr>
           <w:p>
-            <w:r>
-              <w:t>6E TS</w:t>
-            </w:r>
+            <w:r/>
           </w:p>
         </w:tc>
         <w:tc>
@@ -6342,27 +6340,23 @@
             <w:tcW w:type="dxa" w:w="245"/>
           </w:tcPr>
           <w:p>
-            <w:r>
-              <w:t>10C SINDHI-X</w:t>
-            </w:r>
-          </w:p>
-        </w:tc>
-        <w:tc>
-          <w:tcPr>
-            <w:tcW w:type="dxa" w:w="245"/>
-          </w:tcPr>
-          <w:p>
-            <w:r/>
-          </w:p>
-        </w:tc>
-        <w:tc>
-          <w:tcPr>
-            <w:tcW w:type="dxa" w:w="245"/>
-          </w:tcPr>
-          <w:p>
-            <w:r>
-              <w:t>9A ISLAMIAT IX</w:t>
-            </w:r>
+            <w:r/>
+          </w:p>
+        </w:tc>
+        <w:tc>
+          <w:tcPr>
+            <w:tcW w:type="dxa" w:w="245"/>
+          </w:tcPr>
+          <w:p>
+            <w:r/>
+          </w:p>
+        </w:tc>
+        <w:tc>
+          <w:tcPr>
+            <w:tcW w:type="dxa" w:w="245"/>
+          </w:tcPr>
+          <w:p>
+            <w:r/>
           </w:p>
         </w:tc>
         <w:tc>
@@ -6510,15 +6504,19 @@
             <w:tcW w:type="dxa" w:w="245"/>
           </w:tcPr>
           <w:p>
-            <w:r/>
-          </w:p>
-        </w:tc>
-        <w:tc>
-          <w:tcPr>
-            <w:tcW w:type="dxa" w:w="245"/>
-          </w:tcPr>
-          <w:p>
-            <w:r/>
+            <w:r>
+              <w:t>10C MATHS</w:t>
+            </w:r>
+          </w:p>
+        </w:tc>
+        <w:tc>
+          <w:tcPr>
+            <w:tcW w:type="dxa" w:w="245"/>
+          </w:tcPr>
+          <w:p>
+            <w:r>
+              <w:t>9A CHEMISTRY</w:t>
+            </w:r>
           </w:p>
         </w:tc>
         <w:tc>
@@ -6572,7 +6570,9 @@
             <w:tcW w:type="dxa" w:w="245"/>
           </w:tcPr>
           <w:p>
-            <w:r/>
+            <w:r>
+              <w:t>6E GAMES</w:t>
+            </w:r>
           </w:p>
         </w:tc>
         <w:tc>
@@ -7616,9 +7616,7 @@
             <w:tcW w:type="dxa" w:w="245"/>
           </w:tcPr>
           <w:p>
-            <w:r>
-              <w:t>8A COMPUTER</w:t>
-            </w:r>
+            <w:r/>
           </w:p>
         </w:tc>
         <w:tc>
@@ -7682,7 +7680,9 @@
             <w:tcW w:type="dxa" w:w="245"/>
           </w:tcPr>
           <w:p>
-            <w:r/>
+            <w:r>
+              <w:t>9A ISLAMIAT IX</w:t>
+            </w:r>
           </w:p>
         </w:tc>
         <w:tc>
@@ -7774,25 +7774,25 @@
             <w:tcW w:type="dxa" w:w="245"/>
           </w:tcPr>
           <w:p>
-            <w:r/>
-          </w:p>
-        </w:tc>
-        <w:tc>
-          <w:tcPr>
-            <w:tcW w:type="dxa" w:w="245"/>
-          </w:tcPr>
-          <w:p>
-            <w:r/>
-          </w:p>
-        </w:tc>
-        <w:tc>
-          <w:tcPr>
-            <w:tcW w:type="dxa" w:w="245"/>
-          </w:tcPr>
-          <w:p>
-            <w:r>
-              <w:t>9A BIOLOGY</w:t>
-            </w:r>
+            <w:r>
+              <w:t>10E PHYSICS</w:t>
+            </w:r>
+          </w:p>
+        </w:tc>
+        <w:tc>
+          <w:tcPr>
+            <w:tcW w:type="dxa" w:w="245"/>
+          </w:tcPr>
+          <w:p>
+            <w:r/>
+          </w:p>
+        </w:tc>
+        <w:tc>
+          <w:tcPr>
+            <w:tcW w:type="dxa" w:w="245"/>
+          </w:tcPr>
+          <w:p>
+            <w:r/>
           </w:p>
         </w:tc>
         <w:tc>
@@ -7839,7 +7839,7 @@
           </w:tcPr>
           <w:p>
             <w:r>
-              <w:t xml:space="preserve">9F GENERAL SCIENCE </w:t>
+              <w:t>9F GENERAL SCIENCE</w:t>
             </w:r>
           </w:p>
         </w:tc>
@@ -7882,25 +7882,25 @@
             <w:tcW w:type="dxa" w:w="245"/>
           </w:tcPr>
           <w:p>
-            <w:r>
-              <w:t>10E GAMES</w:t>
-            </w:r>
-          </w:p>
-        </w:tc>
-        <w:tc>
-          <w:tcPr>
-            <w:tcW w:type="dxa" w:w="245"/>
-          </w:tcPr>
-          <w:p>
-            <w:r/>
-          </w:p>
-        </w:tc>
-        <w:tc>
-          <w:tcPr>
-            <w:tcW w:type="dxa" w:w="245"/>
-          </w:tcPr>
-          <w:p>
-            <w:r/>
+            <w:r/>
+          </w:p>
+        </w:tc>
+        <w:tc>
+          <w:tcPr>
+            <w:tcW w:type="dxa" w:w="245"/>
+          </w:tcPr>
+          <w:p>
+            <w:r/>
+          </w:p>
+        </w:tc>
+        <w:tc>
+          <w:tcPr>
+            <w:tcW w:type="dxa" w:w="245"/>
+          </w:tcPr>
+          <w:p>
+            <w:r>
+              <w:t>8A AI</w:t>
+            </w:r>
           </w:p>
         </w:tc>
       </w:tr>
@@ -8220,9 +8220,7 @@
             <w:tcW w:type="dxa" w:w="245"/>
           </w:tcPr>
           <w:p>
-            <w:r>
-              <w:t>9B LIBRARY</w:t>
-            </w:r>
+            <w:r/>
           </w:p>
         </w:tc>
         <w:tc>
@@ -8266,17 +8264,17 @@
             <w:tcW w:type="dxa" w:w="245"/>
           </w:tcPr>
           <w:p>
-            <w:r/>
-          </w:p>
-        </w:tc>
-        <w:tc>
-          <w:tcPr>
-            <w:tcW w:type="dxa" w:w="245"/>
-          </w:tcPr>
-          <w:p>
-            <w:r>
-              <w:t>9E CHEMISTRY</w:t>
-            </w:r>
+            <w:r>
+              <w:t>9B BIOLOGY</w:t>
+            </w:r>
+          </w:p>
+        </w:tc>
+        <w:tc>
+          <w:tcPr>
+            <w:tcW w:type="dxa" w:w="245"/>
+          </w:tcPr>
+          <w:p>
+            <w:r/>
           </w:p>
         </w:tc>
         <w:tc>
@@ -8338,7 +8336,9 @@
             <w:tcW w:type="dxa" w:w="245"/>
           </w:tcPr>
           <w:p>
-            <w:r/>
+            <w:r>
+              <w:t>9E GAMES</w:t>
+            </w:r>
           </w:p>
         </w:tc>
         <w:tc>
@@ -10392,9 +10392,7 @@
             <w:tcW w:type="dxa" w:w="245"/>
           </w:tcPr>
           <w:p>
-            <w:r>
-              <w:t>6B GENERAL SCIENCE</w:t>
-            </w:r>
+            <w:r/>
           </w:p>
         </w:tc>
         <w:tc>
@@ -10504,7 +10502,9 @@
             <w:tcW w:type="dxa" w:w="245"/>
           </w:tcPr>
           <w:p>
-            <w:r/>
+            <w:r>
+              <w:t>9F ENGLISH</w:t>
+            </w:r>
           </w:p>
         </w:tc>
         <w:tc>
@@ -10630,9 +10630,7 @@
             <w:tcW w:type="dxa" w:w="245"/>
           </w:tcPr>
           <w:p>
-            <w:r>
-              <w:t>10E PHYSICS</w:t>
-            </w:r>
+            <w:r/>
           </w:p>
         </w:tc>
         <w:tc>
@@ -10660,9 +10658,7 @@
             <w:tcW w:type="dxa" w:w="245"/>
           </w:tcPr>
           <w:p>
-            <w:r>
-              <w:t>10C PHYSICS</w:t>
-            </w:r>
+            <w:r/>
           </w:p>
         </w:tc>
         <w:tc>
@@ -10701,16 +10697,18 @@
           </w:tcPr>
           <w:p>
             <w:r>
-              <w:t xml:space="preserve">9F GENERAL SCIENCE </w:t>
-            </w:r>
-          </w:p>
-        </w:tc>
-        <w:tc>
-          <w:tcPr>
-            <w:tcW w:type="dxa" w:w="245"/>
-          </w:tcPr>
-          <w:p>
-            <w:r/>
+              <w:t>10E CHEMISTRY</w:t>
+            </w:r>
+          </w:p>
+        </w:tc>
+        <w:tc>
+          <w:tcPr>
+            <w:tcW w:type="dxa" w:w="245"/>
+          </w:tcPr>
+          <w:p>
+            <w:r>
+              <w:t>6B GEOGRAPHY</w:t>
+            </w:r>
           </w:p>
         </w:tc>
         <w:tc>
@@ -10826,7 +10824,9 @@
             <w:tcW w:type="dxa" w:w="245"/>
           </w:tcPr>
           <w:p>
-            <w:r/>
+            <w:r>
+              <w:t>8D GENERAL SCIENCE</w:t>
+            </w:r>
           </w:p>
         </w:tc>
         <w:tc>
@@ -10882,9 +10882,7 @@
             <w:tcW w:type="dxa" w:w="245"/>
           </w:tcPr>
           <w:p>
-            <w:r>
-              <w:t>8D URDU</w:t>
-            </w:r>
+            <w:r/>
           </w:p>
         </w:tc>
         <w:tc>
@@ -10940,9 +10938,7 @@
             <w:tcW w:type="dxa" w:w="245"/>
           </w:tcPr>
           <w:p>
-            <w:r>
-              <w:t>10E COMPUTER IX-X</w:t>
-            </w:r>
+            <w:r/>
           </w:p>
         </w:tc>
         <w:tc>
@@ -11090,7 +11086,9 @@
             <w:tcW w:type="dxa" w:w="245"/>
           </w:tcPr>
           <w:p>
-            <w:r/>
+            <w:r>
+              <w:t>10E LIBRARY</w:t>
+            </w:r>
           </w:p>
         </w:tc>
         <w:tc>
@@ -11409,7 +11407,7 @@
           </w:tcPr>
           <w:p>
             <w:r>
-              <w:t>6B COMPUTER</w:t>
+              <w:t>9E COMPUTER IX-X</w:t>
             </w:r>
           </w:p>
         </w:tc>
@@ -11472,9 +11470,7 @@
             <w:tcW w:type="dxa" w:w="245"/>
           </w:tcPr>
           <w:p>
-            <w:r>
-              <w:t>7C ARABIC</w:t>
-            </w:r>
+            <w:r/>
           </w:p>
         </w:tc>
         <w:tc>
@@ -11636,49 +11632,51 @@
             <w:tcW w:type="dxa" w:w="245"/>
           </w:tcPr>
           <w:p>
-            <w:r/>
-          </w:p>
-        </w:tc>
-        <w:tc>
-          <w:tcPr>
-            <w:tcW w:type="dxa" w:w="245"/>
-          </w:tcPr>
-          <w:p>
-            <w:r/>
-          </w:p>
-        </w:tc>
-        <w:tc>
-          <w:tcPr>
-            <w:tcW w:type="dxa" w:w="245"/>
-          </w:tcPr>
-          <w:p>
-            <w:r/>
-          </w:p>
-        </w:tc>
-        <w:tc>
-          <w:tcPr>
-            <w:tcW w:type="dxa" w:w="245"/>
-          </w:tcPr>
-          <w:p>
-            <w:r>
-              <w:t>9E GAMES</w:t>
-            </w:r>
-          </w:p>
-        </w:tc>
-        <w:tc>
-          <w:tcPr>
-            <w:tcW w:type="dxa" w:w="245"/>
-          </w:tcPr>
-          <w:p>
-            <w:r/>
-          </w:p>
-        </w:tc>
-        <w:tc>
-          <w:tcPr>
-            <w:tcW w:type="dxa" w:w="245"/>
-          </w:tcPr>
-          <w:p>
-            <w:r/>
+            <w:r>
+              <w:t>7C SINDHI</w:t>
+            </w:r>
+          </w:p>
+        </w:tc>
+        <w:tc>
+          <w:tcPr>
+            <w:tcW w:type="dxa" w:w="245"/>
+          </w:tcPr>
+          <w:p>
+            <w:r/>
+          </w:p>
+        </w:tc>
+        <w:tc>
+          <w:tcPr>
+            <w:tcW w:type="dxa" w:w="245"/>
+          </w:tcPr>
+          <w:p>
+            <w:r/>
+          </w:p>
+        </w:tc>
+        <w:tc>
+          <w:tcPr>
+            <w:tcW w:type="dxa" w:w="245"/>
+          </w:tcPr>
+          <w:p>
+            <w:r/>
+          </w:p>
+        </w:tc>
+        <w:tc>
+          <w:tcPr>
+            <w:tcW w:type="dxa" w:w="245"/>
+          </w:tcPr>
+          <w:p>
+            <w:r/>
+          </w:p>
+        </w:tc>
+        <w:tc>
+          <w:tcPr>
+            <w:tcW w:type="dxa" w:w="245"/>
+          </w:tcPr>
+          <w:p>
+            <w:r>
+              <w:t>6B AI</w:t>
+            </w:r>
           </w:p>
         </w:tc>
       </w:tr>
@@ -12120,7 +12118,9 @@
             <w:tcW w:type="dxa" w:w="245"/>
           </w:tcPr>
           <w:p>
-            <w:r/>
+            <w:r>
+              <w:t>10C ENGLISH</w:t>
+            </w:r>
           </w:p>
         </w:tc>
         <w:tc>
@@ -12146,9 +12146,7 @@
             <w:tcW w:type="dxa" w:w="245"/>
           </w:tcPr>
           <w:p>
-            <w:r>
-              <w:t>8D GENERAL SCIENCE</w:t>
-            </w:r>
+            <w:r/>
           </w:p>
         </w:tc>
         <w:tc>
@@ -12174,7 +12172,9 @@
             <w:tcW w:type="dxa" w:w="245"/>
           </w:tcPr>
           <w:p>
-            <w:r/>
+            <w:r>
+              <w:t>6B GENERAL SCIENCE</w:t>
+            </w:r>
           </w:p>
         </w:tc>
         <w:tc>
@@ -12282,9 +12282,7 @@
             <w:tcW w:type="dxa" w:w="245"/>
           </w:tcPr>
           <w:p>
-            <w:r>
-              <w:t>9F ENGLISH</w:t>
-            </w:r>
+            <w:r/>
           </w:p>
         </w:tc>
         <w:tc>
@@ -12412,7 +12410,9 @@
             <w:tcW w:type="dxa" w:w="245"/>
           </w:tcPr>
           <w:p>
-            <w:r/>
+            <w:r>
+              <w:t>10E PHYSICS</w:t>
+            </w:r>
           </w:p>
         </w:tc>
         <w:tc>
@@ -12475,7 +12475,7 @@
           </w:tcPr>
           <w:p>
             <w:r>
-              <w:t>10E CHEMISTRY</w:t>
+              <w:t>9F GENERAL SCIENCE</w:t>
             </w:r>
           </w:p>
         </w:tc>
@@ -12521,26 +12521,24 @@
           </w:tcPr>
           <w:p>
             <w:r>
-              <w:t>10C GAMES</w:t>
-            </w:r>
-          </w:p>
-        </w:tc>
-        <w:tc>
-          <w:tcPr>
-            <w:tcW w:type="dxa" w:w="245"/>
-          </w:tcPr>
-          <w:p>
-            <w:r/>
-          </w:p>
-        </w:tc>
-        <w:tc>
-          <w:tcPr>
-            <w:tcW w:type="dxa" w:w="245"/>
-          </w:tcPr>
-          <w:p>
-            <w:r>
-              <w:t>6B AI</w:t>
-            </w:r>
+              <w:t>8D GAMES</w:t>
+            </w:r>
+          </w:p>
+        </w:tc>
+        <w:tc>
+          <w:tcPr>
+            <w:tcW w:type="dxa" w:w="245"/>
+          </w:tcPr>
+          <w:p>
+            <w:r/>
+          </w:p>
+        </w:tc>
+        <w:tc>
+          <w:tcPr>
+            <w:tcW w:type="dxa" w:w="245"/>
+          </w:tcPr>
+          <w:p>
+            <w:r/>
           </w:p>
         </w:tc>
       </w:tr>
@@ -12762,7 +12760,9 @@
             <w:tcW w:type="dxa" w:w="245"/>
           </w:tcPr>
           <w:p>
-            <w:r/>
+            <w:r>
+              <w:t>10C SINDHI-X</w:t>
+            </w:r>
           </w:p>
         </w:tc>
         <w:tc>
@@ -12928,9 +12928,7 @@
             <w:tcW w:type="dxa" w:w="245"/>
           </w:tcPr>
           <w:p>
-            <w:r>
-              <w:t>10C MATHS</w:t>
-            </w:r>
+            <w:r/>
           </w:p>
         </w:tc>
         <w:tc>
@@ -13494,9 +13492,7 @@
             <w:tcW w:type="dxa" w:w="245"/>
           </w:tcPr>
           <w:p>
-            <w:r>
-              <w:t>10C ENGLISH</w:t>
-            </w:r>
+            <w:r/>
           </w:p>
         </w:tc>
         <w:tc>
@@ -13580,7 +13576,9 @@
             <w:tcW w:type="dxa" w:w="245"/>
           </w:tcPr>
           <w:p>
-            <w:r/>
+            <w:r>
+              <w:t>8D URDU</w:t>
+            </w:r>
           </w:p>
         </w:tc>
         <w:tc>
@@ -13758,9 +13756,7 @@
             <w:tcW w:type="dxa" w:w="245"/>
           </w:tcPr>
           <w:p>
-            <w:r>
-              <w:t>8D S.ST</w:t>
-            </w:r>
+            <w:r/>
           </w:p>
         </w:tc>
         <w:tc>
@@ -13778,7 +13774,9 @@
             <w:tcW w:type="dxa" w:w="245"/>
           </w:tcPr>
           <w:p>
-            <w:r/>
+            <w:r>
+              <w:t>10C LIBRARY</w:t>
+            </w:r>
           </w:p>
         </w:tc>
         <w:tc>
@@ -15112,9 +15110,7 @@
             <w:tcW w:type="dxa" w:w="245"/>
           </w:tcPr>
           <w:p>
-            <w:r>
-              <w:t>8D COMPUTER</w:t>
-            </w:r>
+            <w:r/>
           </w:p>
         </w:tc>
         <w:tc>
@@ -15214,7 +15210,9 @@
             <w:tcW w:type="dxa" w:w="245"/>
           </w:tcPr>
           <w:p>
-            <w:r/>
+            <w:r>
+              <w:t>10A MATHS</w:t>
+            </w:r>
           </w:p>
         </w:tc>
         <w:tc>
@@ -15240,9 +15238,7 @@
             <w:tcW w:type="dxa" w:w="245"/>
           </w:tcPr>
           <w:p>
-            <w:r>
-              <w:t>10A PAKISTAN STUDIES</w:t>
-            </w:r>
+            <w:r/>
           </w:p>
         </w:tc>
         <w:tc>
@@ -15296,7 +15292,9 @@
             <w:tcW w:type="dxa" w:w="245"/>
           </w:tcPr>
           <w:p>
-            <w:r/>
+            <w:r>
+              <w:t>9A BIOLOGY</w:t>
+            </w:r>
           </w:p>
         </w:tc>
         <w:tc>
@@ -15360,33 +15358,33 @@
             <w:tcW w:type="dxa" w:w="245"/>
           </w:tcPr>
           <w:p>
-            <w:r/>
-          </w:p>
-        </w:tc>
-        <w:tc>
-          <w:tcPr>
-            <w:tcW w:type="dxa" w:w="245"/>
-          </w:tcPr>
-          <w:p>
-            <w:r/>
-          </w:p>
-        </w:tc>
-        <w:tc>
-          <w:tcPr>
-            <w:tcW w:type="dxa" w:w="245"/>
-          </w:tcPr>
-          <w:p>
-            <w:r/>
-          </w:p>
-        </w:tc>
-        <w:tc>
-          <w:tcPr>
-            <w:tcW w:type="dxa" w:w="245"/>
-          </w:tcPr>
-          <w:p>
-            <w:r>
-              <w:t>9A GAMES</w:t>
-            </w:r>
+            <w:r>
+              <w:t>8D SINDHI</w:t>
+            </w:r>
+          </w:p>
+        </w:tc>
+        <w:tc>
+          <w:tcPr>
+            <w:tcW w:type="dxa" w:w="245"/>
+          </w:tcPr>
+          <w:p>
+            <w:r/>
+          </w:p>
+        </w:tc>
+        <w:tc>
+          <w:tcPr>
+            <w:tcW w:type="dxa" w:w="245"/>
+          </w:tcPr>
+          <w:p>
+            <w:r/>
+          </w:p>
+        </w:tc>
+        <w:tc>
+          <w:tcPr>
+            <w:tcW w:type="dxa" w:w="245"/>
+          </w:tcPr>
+          <w:p>
+            <w:r/>
           </w:p>
         </w:tc>
         <w:tc>
@@ -15694,7 +15692,9 @@
             <w:tcW w:type="dxa" w:w="245"/>
           </w:tcPr>
           <w:p>
-            <w:r/>
+            <w:r>
+              <w:t>10A PAKISTAN STUDIES</w:t>
+            </w:r>
           </w:p>
         </w:tc>
         <w:tc>
@@ -15720,9 +15720,7 @@
             <w:tcW w:type="dxa" w:w="245"/>
           </w:tcPr>
           <w:p>
-            <w:r>
-              <w:t>10C LIBRARY</w:t>
-            </w:r>
+            <w:r/>
           </w:p>
         </w:tc>
         <w:tc>
@@ -15759,7 +15757,7 @@
           </w:tcPr>
           <w:p>
             <w:r>
-              <w:t>10A PHYSICS</w:t>
+              <w:t>10C PHYSICS</w:t>
             </w:r>
           </w:p>
         </w:tc>
@@ -15806,9 +15804,7 @@
             <w:tcW w:type="dxa" w:w="245"/>
           </w:tcPr>
           <w:p>
-            <w:r>
-              <w:t>6A HISTORY</w:t>
-            </w:r>
+            <w:r/>
           </w:p>
         </w:tc>
         <w:tc>
@@ -15860,7 +15856,9 @@
             <w:tcW w:type="dxa" w:w="245"/>
           </w:tcPr>
           <w:p>
-            <w:r/>
+            <w:r>
+              <w:t>6A AI</w:t>
+            </w:r>
           </w:p>
         </w:tc>
       </w:tr>
@@ -15972,7 +15970,9 @@
             <w:tcW w:type="dxa" w:w="245"/>
           </w:tcPr>
           <w:p>
-            <w:r/>
+            <w:r>
+              <w:t>6E GENERAL SCIENCE</w:t>
+            </w:r>
           </w:p>
         </w:tc>
         <w:tc>
@@ -16092,9 +16092,7 @@
             <w:tcW w:type="dxa" w:w="245"/>
           </w:tcPr>
           <w:p>
-            <w:r>
-              <w:t>6E ISLAMIAT</w:t>
-            </w:r>
+            <w:r/>
           </w:p>
         </w:tc>
         <w:tc>
@@ -16816,7 +16814,9 @@
             <w:tcW w:type="dxa" w:w="245"/>
           </w:tcPr>
           <w:p>
-            <w:r/>
+            <w:r>
+              <w:t>6B GENERAL SCIENCE</w:t>
+            </w:r>
           </w:p>
         </w:tc>
         <w:tc>
@@ -16834,9 +16834,7 @@
             <w:tcW w:type="dxa" w:w="245"/>
           </w:tcPr>
           <w:p>
-            <w:r>
-              <w:t>6E GENERAL SCIENCE</w:t>
-            </w:r>
+            <w:r/>
           </w:p>
         </w:tc>
         <w:tc>
@@ -16898,7 +16896,9 @@
             <w:tcW w:type="dxa" w:w="245"/>
           </w:tcPr>
           <w:p>
-            <w:r/>
+            <w:r>
+              <w:t>6E COMPUTER</w:t>
+            </w:r>
           </w:p>
         </w:tc>
         <w:tc>
@@ -17026,7 +17026,9 @@
             <w:tcW w:type="dxa" w:w="245"/>
           </w:tcPr>
           <w:p>
-            <w:r/>
+            <w:r>
+              <w:t>8D S.ST</w:t>
+            </w:r>
           </w:p>
         </w:tc>
         <w:tc>
@@ -17123,18 +17125,16 @@
           </w:tcPr>
           <w:p>
             <w:r>
-              <w:t>6B GEOGRAPHY</w:t>
-            </w:r>
-          </w:p>
-        </w:tc>
-        <w:tc>
-          <w:tcPr>
-            <w:tcW w:type="dxa" w:w="245"/>
-          </w:tcPr>
-          <w:p>
-            <w:r>
-              <w:t>8D SINDHI</w:t>
-            </w:r>
+              <w:t>7D S.ST</w:t>
+            </w:r>
+          </w:p>
+        </w:tc>
+        <w:tc>
+          <w:tcPr>
+            <w:tcW w:type="dxa" w:w="245"/>
+          </w:tcPr>
+          <w:p>
+            <w:r/>
           </w:p>
         </w:tc>
         <w:tc>
@@ -17270,9 +17270,7 @@
             <w:tcW w:type="dxa" w:w="245"/>
           </w:tcPr>
           <w:p>
-            <w:r>
-              <w:t>6B GENERAL SCIENCE</w:t>
-            </w:r>
+            <w:r/>
           </w:p>
         </w:tc>
         <w:tc>
@@ -17356,15 +17354,19 @@
             <w:tcW w:type="dxa" w:w="245"/>
           </w:tcPr>
           <w:p>
-            <w:r/>
-          </w:p>
-        </w:tc>
-        <w:tc>
-          <w:tcPr>
-            <w:tcW w:type="dxa" w:w="245"/>
-          </w:tcPr>
-          <w:p>
-            <w:r/>
+            <w:r>
+              <w:t>8A COMPUTER</w:t>
+            </w:r>
+          </w:p>
+        </w:tc>
+        <w:tc>
+          <w:tcPr>
+            <w:tcW w:type="dxa" w:w="245"/>
+          </w:tcPr>
+          <w:p>
+            <w:r>
+              <w:t>6B COMPUTER</w:t>
+            </w:r>
           </w:p>
         </w:tc>
         <w:tc>
@@ -17498,9 +17500,7 @@
             <w:tcW w:type="dxa" w:w="245"/>
           </w:tcPr>
           <w:p>
-            <w:r>
-              <w:t>10A LIBRARY</w:t>
-            </w:r>
+            <w:r/>
           </w:p>
         </w:tc>
         <w:tc>
@@ -17546,7 +17546,9 @@
             <w:tcW w:type="dxa" w:w="245"/>
           </w:tcPr>
           <w:p>
-            <w:r/>
+            <w:r>
+              <w:t>10A CHEMISTRY</w:t>
+            </w:r>
           </w:p>
         </w:tc>
         <w:tc>
@@ -17575,7 +17577,7 @@
           </w:tcPr>
           <w:p>
             <w:r>
-              <w:t xml:space="preserve">9F GENERAL SCIENCE </w:t>
+              <w:t>9F GENERAL SCIENCE</w:t>
             </w:r>
           </w:p>
         </w:tc>
@@ -17634,9 +17636,7 @@
             <w:tcW w:type="dxa" w:w="245"/>
           </w:tcPr>
           <w:p>
-            <w:r>
-              <w:t>8A AI</w:t>
-            </w:r>
+            <w:r/>
           </w:p>
         </w:tc>
       </w:tr>
@@ -18270,9 +18270,7 @@
             <w:tcW w:type="dxa" w:w="245"/>
           </w:tcPr>
           <w:p>
-            <w:r>
-              <w:t>8A COMPUTER</w:t>
-            </w:r>
+            <w:r/>
           </w:p>
         </w:tc>
         <w:tc>
@@ -18308,24 +18306,26 @@
             <w:tcW w:type="dxa" w:w="245"/>
           </w:tcPr>
           <w:p>
-            <w:r/>
-          </w:p>
-        </w:tc>
-        <w:tc>
-          <w:tcPr>
-            <w:tcW w:type="dxa" w:w="245"/>
-          </w:tcPr>
-          <w:p>
-            <w:r/>
-          </w:p>
-        </w:tc>
-        <w:tc>
-          <w:tcPr>
-            <w:tcW w:type="dxa" w:w="245"/>
-          </w:tcPr>
-          <w:p>
-            <w:r>
-              <w:t>6E ARABIC</w:t>
+            <w:r>
+              <w:t>8A ARABIC</w:t>
+            </w:r>
+          </w:p>
+        </w:tc>
+        <w:tc>
+          <w:tcPr>
+            <w:tcW w:type="dxa" w:w="245"/>
+          </w:tcPr>
+          <w:p>
+            <w:r/>
+          </w:p>
+        </w:tc>
+        <w:tc>
+          <w:tcPr>
+            <w:tcW w:type="dxa" w:w="245"/>
+          </w:tcPr>
+          <w:p>
+            <w:r>
+              <w:t>6E ISLAMIAT</w:t>
             </w:r>
           </w:p>
         </w:tc>
@@ -18450,17 +18450,17 @@
             <w:tcW w:type="dxa" w:w="245"/>
           </w:tcPr>
           <w:p>
-            <w:r/>
-          </w:p>
-        </w:tc>
-        <w:tc>
-          <w:tcPr>
-            <w:tcW w:type="dxa" w:w="245"/>
-          </w:tcPr>
-          <w:p>
-            <w:r>
-              <w:t>10A CHEMISTRY</w:t>
-            </w:r>
+            <w:r>
+              <w:t>10A PHYSICS</w:t>
+            </w:r>
+          </w:p>
+        </w:tc>
+        <w:tc>
+          <w:tcPr>
+            <w:tcW w:type="dxa" w:w="245"/>
+          </w:tcPr>
+          <w:p>
+            <w:r/>
           </w:p>
         </w:tc>
         <w:tc>
@@ -19305,7 +19305,7 @@
           </w:tcPr>
           <w:p>
             <w:r>
-              <w:t>6E COMPUTER</w:t>
+              <w:t>8A COMPUTER</w:t>
             </w:r>
           </w:p>
         </w:tc>
@@ -19426,9 +19426,7 @@
             <w:tcW w:type="dxa" w:w="245"/>
           </w:tcPr>
           <w:p>
-            <w:r>
-              <w:t>8A GEOGRAPHY</w:t>
-            </w:r>
+            <w:r/>
           </w:p>
         </w:tc>
         <w:tc>
@@ -19542,7 +19540,9 @@
             <w:tcW w:type="dxa" w:w="245"/>
           </w:tcPr>
           <w:p>
-            <w:r/>
+            <w:r>
+              <w:t>6E SINDHI</w:t>
+            </w:r>
           </w:p>
         </w:tc>
         <w:tc>
@@ -19760,7 +19760,9 @@
             <w:tcW w:type="dxa" w:w="245"/>
           </w:tcPr>
           <w:p>
-            <w:r/>
+            <w:r>
+              <w:t>6E COMPUTER</w:t>
+            </w:r>
           </w:p>
         </w:tc>
         <w:tc>
@@ -19852,9 +19854,7 @@
             <w:tcW w:type="dxa" w:w="245"/>
           </w:tcPr>
           <w:p>
-            <w:r>
-              <w:t>10A MATHS</w:t>
-            </w:r>
+            <w:r/>
           </w:p>
         </w:tc>
         <w:tc>
@@ -19910,7 +19910,9 @@
             <w:tcW w:type="dxa" w:w="245"/>
           </w:tcPr>
           <w:p>
-            <w:r/>
+            <w:r>
+              <w:t>10A LIBRARY</w:t>
+            </w:r>
           </w:p>
         </w:tc>
         <w:tc>
@@ -19998,9 +20000,7 @@
             <w:tcW w:type="dxa" w:w="245"/>
           </w:tcPr>
           <w:p>
-            <w:r>
-              <w:t>6E SINDHI</w:t>
-            </w:r>
+            <w:r/>
           </w:p>
         </w:tc>
         <w:tc>
@@ -20210,7 +20210,9 @@
             <w:tcW w:type="dxa" w:w="245"/>
           </w:tcPr>
           <w:p>
-            <w:r/>
+            <w:r>
+              <w:t>8D COMPUTER</w:t>
+            </w:r>
           </w:p>
         </w:tc>
         <w:tc>
@@ -20372,9 +20374,7 @@
             <w:tcW w:type="dxa" w:w="245"/>
           </w:tcPr>
           <w:p>
-            <w:r>
-              <w:t>10E PHYSICS</w:t>
-            </w:r>
+            <w:r/>
           </w:p>
         </w:tc>
         <w:tc>
@@ -20456,33 +20456,33 @@
             <w:tcW w:type="dxa" w:w="245"/>
           </w:tcPr>
           <w:p>
-            <w:r>
-              <w:t>8D SINDHI</w:t>
-            </w:r>
-          </w:p>
-        </w:tc>
-        <w:tc>
-          <w:tcPr>
-            <w:tcW w:type="dxa" w:w="245"/>
-          </w:tcPr>
-          <w:p>
-            <w:r/>
-          </w:p>
-        </w:tc>
-        <w:tc>
-          <w:tcPr>
-            <w:tcW w:type="dxa" w:w="245"/>
-          </w:tcPr>
-          <w:p>
-            <w:r/>
-          </w:p>
-        </w:tc>
-        <w:tc>
-          <w:tcPr>
-            <w:tcW w:type="dxa" w:w="245"/>
-          </w:tcPr>
-          <w:p>
-            <w:r/>
+            <w:r/>
+          </w:p>
+        </w:tc>
+        <w:tc>
+          <w:tcPr>
+            <w:tcW w:type="dxa" w:w="245"/>
+          </w:tcPr>
+          <w:p>
+            <w:r/>
+          </w:p>
+        </w:tc>
+        <w:tc>
+          <w:tcPr>
+            <w:tcW w:type="dxa" w:w="245"/>
+          </w:tcPr>
+          <w:p>
+            <w:r/>
+          </w:p>
+        </w:tc>
+        <w:tc>
+          <w:tcPr>
+            <w:tcW w:type="dxa" w:w="245"/>
+          </w:tcPr>
+          <w:p>
+            <w:r>
+              <w:t>10E GAMES</w:t>
+            </w:r>
           </w:p>
         </w:tc>
         <w:tc>
@@ -20895,7 +20895,7 @@
           </w:tcPr>
           <w:p>
             <w:r>
-              <w:t xml:space="preserve">9F GENERAL SCIENCE </w:t>
+              <w:t>9F GENERAL SCIENCE</w:t>
             </w:r>
           </w:p>
         </w:tc>
@@ -21766,7 +21766,9 @@
             <w:tcW w:type="dxa" w:w="245"/>
           </w:tcPr>
           <w:p>
-            <w:r/>
+            <w:r>
+              <w:t>6A HISTORY</w:t>
+            </w:r>
           </w:p>
         </w:tc>
         <w:tc>
@@ -21816,9 +21818,7 @@
             <w:tcW w:type="dxa" w:w="245"/>
           </w:tcPr>
           <w:p>
-            <w:r>
-              <w:t>6A AI</w:t>
-            </w:r>
+            <w:r/>
           </w:p>
         </w:tc>
       </w:tr>
@@ -22182,7 +22182,9 @@
             <w:tcW w:type="dxa" w:w="245"/>
           </w:tcPr>
           <w:p>
-            <w:r/>
+            <w:r>
+              <w:t>9A PHYSICS</w:t>
+            </w:r>
           </w:p>
         </w:tc>
         <w:tc>
@@ -22218,9 +22220,7 @@
             <w:tcW w:type="dxa" w:w="245"/>
           </w:tcPr>
           <w:p>
-            <w:r>
-              <w:t>9A CHEMISTRY</w:t>
-            </w:r>
+            <w:r/>
           </w:p>
         </w:tc>
         <w:tc>

--- a/school_timetable.docx
+++ b/school_timetable.docx
@@ -3833,7 +3833,7 @@
           </w:tcPr>
           <w:p>
             <w:r>
-              <w:t xml:space="preserve">10F GENERAL SCIENCE </w:t>
+              <w:t>10F GENERAL SCIENCE</w:t>
             </w:r>
           </w:p>
         </w:tc>
@@ -4428,9 +4428,7 @@
             <w:tcW w:type="dxa" w:w="245"/>
           </w:tcPr>
           <w:p>
-            <w:r>
-              <w:t>6B ARABIC</w:t>
-            </w:r>
+            <w:r/>
           </w:p>
         </w:tc>
         <w:tc>
@@ -4626,7 +4624,9 @@
             <w:tcW w:type="dxa" w:w="245"/>
           </w:tcPr>
           <w:p>
-            <w:r/>
+            <w:r>
+              <w:t>6B GAMES</w:t>
+            </w:r>
           </w:p>
         </w:tc>
         <w:tc>
@@ -6282,9 +6282,7 @@
             <w:tcW w:type="dxa" w:w="245"/>
           </w:tcPr>
           <w:p>
-            <w:r>
-              <w:t>9F COMPUTER IX-X</w:t>
-            </w:r>
+            <w:r/>
           </w:p>
         </w:tc>
         <w:tc>
@@ -6356,7 +6354,9 @@
             <w:tcW w:type="dxa" w:w="245"/>
           </w:tcPr>
           <w:p>
-            <w:r/>
+            <w:r>
+              <w:t>9F ISLAMIAT IX</w:t>
+            </w:r>
           </w:p>
         </w:tc>
         <w:tc>
@@ -6475,17 +6475,17 @@
           </w:tcPr>
           <w:p>
             <w:r>
-              <w:t>9C PHYSICS</w:t>
-            </w:r>
-          </w:p>
-        </w:tc>
-        <w:tc>
-          <w:tcPr>
-            <w:tcW w:type="dxa" w:w="245"/>
-          </w:tcPr>
-          <w:p>
-            <w:r>
-              <w:t>10A CHEMISTRY</w:t>
+              <w:t>10A PHYSICS</w:t>
+            </w:r>
+          </w:p>
+        </w:tc>
+        <w:tc>
+          <w:tcPr>
+            <w:tcW w:type="dxa" w:w="245"/>
+          </w:tcPr>
+          <w:p>
+            <w:r>
+              <w:t>9C CHEMISTRY</w:t>
             </w:r>
           </w:p>
         </w:tc>
@@ -7938,9 +7938,7 @@
             <w:tcW w:type="dxa" w:w="245"/>
           </w:tcPr>
           <w:p>
-            <w:r>
-              <w:t>9C ENGLISH</w:t>
-            </w:r>
+            <w:r/>
           </w:p>
         </w:tc>
         <w:tc>
@@ -8122,9 +8120,7 @@
             <w:tcW w:type="dxa" w:w="245"/>
           </w:tcPr>
           <w:p>
-            <w:r>
-              <w:t>10E SINDHI-X</w:t>
-            </w:r>
+            <w:r/>
           </w:p>
         </w:tc>
         <w:tc>
@@ -8150,7 +8146,9 @@
             <w:tcW w:type="dxa" w:w="245"/>
           </w:tcPr>
           <w:p>
-            <w:r/>
+            <w:r>
+              <w:t>6B ARABIC</w:t>
+            </w:r>
           </w:p>
         </w:tc>
         <w:tc>
@@ -8194,7 +8192,9 @@
             <w:tcW w:type="dxa" w:w="245"/>
           </w:tcPr>
           <w:p>
-            <w:r/>
+            <w:r>
+              <w:t>10A PAKISTAN STUDIES</w:t>
+            </w:r>
           </w:p>
         </w:tc>
         <w:tc>
@@ -8228,7 +8228,9 @@
             <w:tcW w:type="dxa" w:w="245"/>
           </w:tcPr>
           <w:p>
-            <w:r/>
+            <w:r>
+              <w:t>10E PHYSICS</w:t>
+            </w:r>
           </w:p>
         </w:tc>
         <w:tc>
@@ -8255,7 +8257,7 @@
           </w:tcPr>
           <w:p>
             <w:r>
-              <w:t>10A PHYSICS</w:t>
+              <w:t>9C PHYSICS</w:t>
             </w:r>
           </w:p>
         </w:tc>
@@ -8346,9 +8348,7 @@
             <w:tcW w:type="dxa" w:w="245"/>
           </w:tcPr>
           <w:p>
-            <w:r>
-              <w:t>6B GAMES</w:t>
-            </w:r>
+            <w:r/>
           </w:p>
         </w:tc>
         <w:tc>
@@ -8584,7 +8584,9 @@
             <w:tcW w:type="dxa" w:w="245"/>
           </w:tcPr>
           <w:p>
-            <w:r/>
+            <w:r>
+              <w:t>10E SINDHI-X</w:t>
+            </w:r>
           </w:p>
         </w:tc>
         <w:tc>
@@ -8618,7 +8620,9 @@
             <w:tcW w:type="dxa" w:w="245"/>
           </w:tcPr>
           <w:p>
-            <w:r/>
+            <w:r>
+              <w:t>10B SINDHI-X</w:t>
+            </w:r>
           </w:p>
         </w:tc>
         <w:tc>
@@ -8688,9 +8692,7 @@
             <w:tcW w:type="dxa" w:w="245"/>
           </w:tcPr>
           <w:p>
-            <w:r>
-              <w:t>10E PHYSICS</w:t>
-            </w:r>
+            <w:r/>
           </w:p>
         </w:tc>
         <w:tc>
@@ -8744,9 +8746,7 @@
             <w:tcW w:type="dxa" w:w="245"/>
           </w:tcPr>
           <w:p>
-            <w:r>
-              <w:t>10B MATHS</w:t>
-            </w:r>
+            <w:r/>
           </w:p>
         </w:tc>
         <w:tc>
@@ -8854,7 +8854,9 @@
             <w:tcW w:type="dxa" w:w="245"/>
           </w:tcPr>
           <w:p>
-            <w:r/>
+            <w:r>
+              <w:t>9C ENGLISH</w:t>
+            </w:r>
           </w:p>
         </w:tc>
         <w:tc>
@@ -8925,7 +8927,7 @@
           </w:tcPr>
           <w:p>
             <w:r>
-              <w:t xml:space="preserve">10F GENERAL SCIENCE </w:t>
+              <w:t>10F GENERAL SCIENCE</w:t>
             </w:r>
           </w:p>
         </w:tc>
@@ -9074,9 +9076,7 @@
             <w:tcW w:type="dxa" w:w="245"/>
           </w:tcPr>
           <w:p>
-            <w:r>
-              <w:t>10B SINDHI-X</w:t>
-            </w:r>
+            <w:r/>
           </w:p>
         </w:tc>
         <w:tc>
@@ -9112,9 +9112,7 @@
             <w:tcW w:type="dxa" w:w="245"/>
           </w:tcPr>
           <w:p>
-            <w:r>
-              <w:t>10A PAKISTAN STUDIES</w:t>
-            </w:r>
+            <w:r/>
           </w:p>
         </w:tc>
         <w:tc>
@@ -9189,7 +9187,7 @@
           </w:tcPr>
           <w:p>
             <w:r>
-              <w:t>9C CHEMISTRY</w:t>
+              <w:t>10A CHEMISTRY</w:t>
             </w:r>
           </w:p>
         </w:tc>
@@ -9208,7 +9206,9 @@
             <w:tcW w:type="dxa" w:w="245"/>
           </w:tcPr>
           <w:p>
-            <w:r/>
+            <w:r>
+              <w:t>10B MATHS</w:t>
+            </w:r>
           </w:p>
         </w:tc>
         <w:tc>
@@ -10808,7 +10808,9 @@
             <w:tcW w:type="dxa" w:w="245"/>
           </w:tcPr>
           <w:p>
-            <w:r/>
+            <w:r>
+              <w:t>9F MATHS</w:t>
+            </w:r>
           </w:p>
         </w:tc>
         <w:tc>
@@ -10928,9 +10930,7 @@
             <w:tcW w:type="dxa" w:w="245"/>
           </w:tcPr>
           <w:p>
-            <w:r>
-              <w:t>9F COMPUTER IX-X</w:t>
-            </w:r>
+            <w:r/>
           </w:p>
         </w:tc>
         <w:tc>
@@ -12584,9 +12584,7 @@
             <w:tcW w:type="dxa" w:w="245"/>
           </w:tcPr>
           <w:p>
-            <w:r>
-              <w:t>9F MATHS</w:t>
-            </w:r>
+            <w:r/>
           </w:p>
         </w:tc>
         <w:tc>
@@ -12704,7 +12702,9 @@
             <w:tcW w:type="dxa" w:w="245"/>
           </w:tcPr>
           <w:p>
-            <w:r/>
+            <w:r>
+              <w:t>9F COMPUTER IX-X</w:t>
+            </w:r>
           </w:p>
         </w:tc>
         <w:tc>
@@ -13567,7 +13567,7 @@
           </w:tcPr>
           <w:p>
             <w:r>
-              <w:t xml:space="preserve">10F GENERAL SCIENCE </w:t>
+              <w:t>10F GENERAL SCIENCE</w:t>
             </w:r>
           </w:p>
         </w:tc>
@@ -16964,9 +16964,7 @@
             <w:tcW w:type="dxa" w:w="245"/>
           </w:tcPr>
           <w:p>
-            <w:r>
-              <w:t>9F ISLAMIAT IX</w:t>
-            </w:r>
+            <w:r/>
           </w:p>
         </w:tc>
         <w:tc>
@@ -17116,7 +17114,9 @@
             <w:tcW w:type="dxa" w:w="245"/>
           </w:tcPr>
           <w:p>
-            <w:r/>
+            <w:r>
+              <w:t>9F GENERAL SCIENCE</w:t>
+            </w:r>
           </w:p>
         </w:tc>
         <w:tc>
@@ -17287,7 +17287,7 @@
           </w:tcPr>
           <w:p>
             <w:r>
-              <w:t xml:space="preserve">10F GENERAL SCIENCE </w:t>
+              <w:t>10F GENERAL SCIENCE</w:t>
             </w:r>
           </w:p>
         </w:tc>
@@ -17382,7 +17382,9 @@
             <w:tcW w:type="dxa" w:w="245"/>
           </w:tcPr>
           <w:p>
-            <w:r/>
+            <w:r>
+              <w:t>9F ENGLISH</w:t>
+            </w:r>
           </w:p>
         </w:tc>
         <w:tc>
@@ -17576,9 +17578,7 @@
             <w:tcW w:type="dxa" w:w="245"/>
           </w:tcPr>
           <w:p>
-            <w:r>
-              <w:t>9F GENERAL SCIENCE</w:t>
-            </w:r>
+            <w:r/>
           </w:p>
         </w:tc>
         <w:tc>
@@ -17747,7 +17747,7 @@
           </w:tcPr>
           <w:p>
             <w:r>
-              <w:t xml:space="preserve">10F GENERAL SCIENCE </w:t>
+              <w:t>10F GENERAL SCIENCE</w:t>
             </w:r>
           </w:p>
         </w:tc>
@@ -18262,7 +18262,9 @@
             <w:tcW w:type="dxa" w:w="245"/>
           </w:tcPr>
           <w:p>
-            <w:r/>
+            <w:r>
+              <w:t>9F COMPUTER IX-X</w:t>
+            </w:r>
           </w:p>
         </w:tc>
         <w:tc>
@@ -18296,9 +18298,7 @@
             <w:tcW w:type="dxa" w:w="245"/>
           </w:tcPr>
           <w:p>
-            <w:r>
-              <w:t>9F ENGLISH</w:t>
-            </w:r>
+            <w:r/>
           </w:p>
         </w:tc>
         <w:tc>
@@ -19468,7 +19468,9 @@
             <w:tcW w:type="dxa" w:w="245"/>
           </w:tcPr>
           <w:p>
-            <w:r/>
+            <w:r>
+              <w:t>9B ENGLISH</w:t>
+            </w:r>
           </w:p>
         </w:tc>
         <w:tc>
@@ -19502,9 +19504,7 @@
             <w:tcW w:type="dxa" w:w="245"/>
           </w:tcPr>
           <w:p>
-            <w:r>
-              <w:t>9B PHYSICS</w:t>
-            </w:r>
+            <w:r/>
           </w:p>
         </w:tc>
         <w:tc>
@@ -20088,9 +20088,7 @@
             <w:tcW w:type="dxa" w:w="245"/>
           </w:tcPr>
           <w:p>
-            <w:r>
-              <w:t>9B MATHS</w:t>
-            </w:r>
+            <w:r/>
           </w:p>
         </w:tc>
         <w:tc>
@@ -20420,7 +20418,9 @@
             <w:tcW w:type="dxa" w:w="245"/>
           </w:tcPr>
           <w:p>
-            <w:r/>
+            <w:r>
+              <w:t>9B PHYSICS</w:t>
+            </w:r>
           </w:p>
         </w:tc>
         <w:tc>
@@ -20546,7 +20546,9 @@
             <w:tcW w:type="dxa" w:w="245"/>
           </w:tcPr>
           <w:p>
-            <w:r/>
+            <w:r>
+              <w:t>9B MATHS</w:t>
+            </w:r>
           </w:p>
         </w:tc>
         <w:tc>
@@ -20838,9 +20840,7 @@
             <w:tcW w:type="dxa" w:w="245"/>
           </w:tcPr>
           <w:p>
-            <w:r>
-              <w:t>9B ENGLISH</w:t>
-            </w:r>
+            <w:r/>
           </w:p>
         </w:tc>
         <w:tc>

--- a/school_timetable.docx
+++ b/school_timetable.docx
@@ -1614,7 +1614,9 @@
             <w:tcW w:type="dxa" w:w="245"/>
           </w:tcPr>
           <w:p>
-            <w:r/>
+            <w:r>
+              <w:t>6E ENGLISH</w:t>
+            </w:r>
           </w:p>
         </w:tc>
         <w:tc>
@@ -1714,9 +1716,7 @@
             <w:tcW w:type="dxa" w:w="245"/>
           </w:tcPr>
           <w:p>
-            <w:r>
-              <w:t>6E ARABIC</w:t>
-            </w:r>
+            <w:r/>
           </w:p>
         </w:tc>
         <w:tc>
@@ -2072,9 +2072,7 @@
             <w:tcW w:type="dxa" w:w="245"/>
           </w:tcPr>
           <w:p>
-            <w:r>
-              <w:t>6B ENGLISH</w:t>
-            </w:r>
+            <w:r/>
           </w:p>
         </w:tc>
         <w:tc>
@@ -2102,7 +2100,9 @@
             <w:tcW w:type="dxa" w:w="245"/>
           </w:tcPr>
           <w:p>
-            <w:r/>
+            <w:r>
+              <w:t>6B URDU</w:t>
+            </w:r>
           </w:p>
         </w:tc>
         <w:tc>
@@ -3851,7 +3851,7 @@
           </w:tcPr>
           <w:p>
             <w:r>
-              <w:t>6E ENGLISH</w:t>
+              <w:t>6B ENGLISH</w:t>
             </w:r>
           </w:p>
         </w:tc>
@@ -3878,19 +3878,15 @@
             <w:tcW w:type="dxa" w:w="245"/>
           </w:tcPr>
           <w:p>
-            <w:r>
-              <w:t>6B URDU</w:t>
-            </w:r>
-          </w:p>
-        </w:tc>
-        <w:tc>
-          <w:tcPr>
-            <w:tcW w:type="dxa" w:w="245"/>
-          </w:tcPr>
-          <w:p>
-            <w:r>
-              <w:t>7A COMPUTER</w:t>
-            </w:r>
+            <w:r/>
+          </w:p>
+        </w:tc>
+        <w:tc>
+          <w:tcPr>
+            <w:tcW w:type="dxa" w:w="245"/>
+          </w:tcPr>
+          <w:p>
+            <w:r/>
           </w:p>
         </w:tc>
         <w:tc>
@@ -3954,7 +3950,9 @@
             <w:tcW w:type="dxa" w:w="245"/>
           </w:tcPr>
           <w:p>
-            <w:r/>
+            <w:r>
+              <w:t>6E ARABIC</w:t>
+            </w:r>
           </w:p>
         </w:tc>
         <w:tc>
@@ -4048,7 +4046,9 @@
             <w:tcW w:type="dxa" w:w="245"/>
           </w:tcPr>
           <w:p>
-            <w:r/>
+            <w:r>
+              <w:t>9A LIBRARY</w:t>
+            </w:r>
           </w:p>
         </w:tc>
         <w:tc>
@@ -4126,40 +4126,42 @@
             <w:tcW w:type="dxa" w:w="245"/>
           </w:tcPr>
           <w:p>
-            <w:r/>
-          </w:p>
-        </w:tc>
-        <w:tc>
-          <w:tcPr>
-            <w:tcW w:type="dxa" w:w="245"/>
-          </w:tcPr>
-          <w:p>
-            <w:r/>
-          </w:p>
-        </w:tc>
-        <w:tc>
-          <w:tcPr>
-            <w:tcW w:type="dxa" w:w="245"/>
-          </w:tcPr>
-          <w:p>
-            <w:r/>
-          </w:p>
-        </w:tc>
-        <w:tc>
-          <w:tcPr>
-            <w:tcW w:type="dxa" w:w="245"/>
-          </w:tcPr>
-          <w:p>
-            <w:r/>
-          </w:p>
-        </w:tc>
-        <w:tc>
-          <w:tcPr>
-            <w:tcW w:type="dxa" w:w="245"/>
-          </w:tcPr>
-          <w:p>
-            <w:r>
-              <w:t>9A GAMES</w:t>
+            <w:r>
+              <w:t>7A HISTORY</w:t>
+            </w:r>
+          </w:p>
+        </w:tc>
+        <w:tc>
+          <w:tcPr>
+            <w:tcW w:type="dxa" w:w="245"/>
+          </w:tcPr>
+          <w:p>
+            <w:r/>
+          </w:p>
+        </w:tc>
+        <w:tc>
+          <w:tcPr>
+            <w:tcW w:type="dxa" w:w="245"/>
+          </w:tcPr>
+          <w:p>
+            <w:r/>
+          </w:p>
+        </w:tc>
+        <w:tc>
+          <w:tcPr>
+            <w:tcW w:type="dxa" w:w="245"/>
+          </w:tcPr>
+          <w:p>
+            <w:r/>
+          </w:p>
+        </w:tc>
+        <w:tc>
+          <w:tcPr>
+            <w:tcW w:type="dxa" w:w="245"/>
+          </w:tcPr>
+          <w:p>
+            <w:r>
+              <w:t>9B GAMES</w:t>
             </w:r>
           </w:p>
         </w:tc>
@@ -4342,7 +4344,9 @@
             <w:tcW w:type="dxa" w:w="245"/>
           </w:tcPr>
           <w:p>
-            <w:r/>
+            <w:r>
+              <w:t>7A COMPUTER</w:t>
+            </w:r>
           </w:p>
         </w:tc>
         <w:tc>
@@ -4582,59 +4586,57 @@
             <w:tcW w:type="dxa" w:w="245"/>
           </w:tcPr>
           <w:p>
-            <w:r>
-              <w:t>7A HISTORY</w:t>
-            </w:r>
-          </w:p>
-        </w:tc>
-        <w:tc>
-          <w:tcPr>
-            <w:tcW w:type="dxa" w:w="245"/>
-          </w:tcPr>
-          <w:p>
-            <w:r/>
-          </w:p>
-        </w:tc>
-        <w:tc>
-          <w:tcPr>
-            <w:tcW w:type="dxa" w:w="245"/>
-          </w:tcPr>
-          <w:p>
-            <w:r/>
-          </w:p>
-        </w:tc>
-        <w:tc>
-          <w:tcPr>
-            <w:tcW w:type="dxa" w:w="245"/>
-          </w:tcPr>
-          <w:p>
-            <w:r/>
-          </w:p>
-        </w:tc>
-        <w:tc>
-          <w:tcPr>
-            <w:tcW w:type="dxa" w:w="245"/>
-          </w:tcPr>
-          <w:p>
-            <w:r/>
-          </w:p>
-        </w:tc>
-        <w:tc>
-          <w:tcPr>
-            <w:tcW w:type="dxa" w:w="245"/>
-          </w:tcPr>
-          <w:p>
-            <w:r>
-              <w:t>6B GAMES</w:t>
-            </w:r>
-          </w:p>
-        </w:tc>
-        <w:tc>
-          <w:tcPr>
-            <w:tcW w:type="dxa" w:w="245"/>
-          </w:tcPr>
-          <w:p>
-            <w:r/>
+            <w:r/>
+          </w:p>
+        </w:tc>
+        <w:tc>
+          <w:tcPr>
+            <w:tcW w:type="dxa" w:w="245"/>
+          </w:tcPr>
+          <w:p>
+            <w:r/>
+          </w:p>
+        </w:tc>
+        <w:tc>
+          <w:tcPr>
+            <w:tcW w:type="dxa" w:w="245"/>
+          </w:tcPr>
+          <w:p>
+            <w:r/>
+          </w:p>
+        </w:tc>
+        <w:tc>
+          <w:tcPr>
+            <w:tcW w:type="dxa" w:w="245"/>
+          </w:tcPr>
+          <w:p>
+            <w:r/>
+          </w:p>
+        </w:tc>
+        <w:tc>
+          <w:tcPr>
+            <w:tcW w:type="dxa" w:w="245"/>
+          </w:tcPr>
+          <w:p>
+            <w:r/>
+          </w:p>
+        </w:tc>
+        <w:tc>
+          <w:tcPr>
+            <w:tcW w:type="dxa" w:w="245"/>
+          </w:tcPr>
+          <w:p>
+            <w:r/>
+          </w:p>
+        </w:tc>
+        <w:tc>
+          <w:tcPr>
+            <w:tcW w:type="dxa" w:w="245"/>
+          </w:tcPr>
+          <w:p>
+            <w:r>
+              <w:t>6B AI</w:t>
+            </w:r>
           </w:p>
         </w:tc>
       </w:tr>
@@ -7028,17 +7030,17 @@
             <w:tcW w:type="dxa" w:w="245"/>
           </w:tcPr>
           <w:p>
-            <w:r/>
-          </w:p>
-        </w:tc>
-        <w:tc>
-          <w:tcPr>
-            <w:tcW w:type="dxa" w:w="245"/>
-          </w:tcPr>
-          <w:p>
-            <w:r>
-              <w:t>6B AI</w:t>
-            </w:r>
+            <w:r>
+              <w:t>6B GAMES</w:t>
+            </w:r>
+          </w:p>
+        </w:tc>
+        <w:tc>
+          <w:tcPr>
+            <w:tcW w:type="dxa" w:w="245"/>
+          </w:tcPr>
+          <w:p>
+            <w:r/>
           </w:p>
         </w:tc>
       </w:tr>
@@ -10464,7 +10466,9 @@
             <w:tcW w:type="dxa" w:w="245"/>
           </w:tcPr>
           <w:p>
-            <w:r/>
+            <w:r>
+              <w:t>7E COMPUTER</w:t>
+            </w:r>
           </w:p>
         </w:tc>
         <w:tc>
@@ -10750,9 +10754,7 @@
             <w:tcW w:type="dxa" w:w="245"/>
           </w:tcPr>
           <w:p>
-            <w:r>
-              <w:t>7E GAMES</w:t>
-            </w:r>
+            <w:r/>
           </w:p>
         </w:tc>
         <w:tc>
@@ -12244,9 +12246,7 @@
             <w:tcW w:type="dxa" w:w="245"/>
           </w:tcPr>
           <w:p>
-            <w:r>
-              <w:t>7E COMPUTER</w:t>
-            </w:r>
+            <w:r/>
           </w:p>
         </w:tc>
         <w:tc>
@@ -12274,7 +12274,9 @@
             <w:tcW w:type="dxa" w:w="245"/>
           </w:tcPr>
           <w:p>
-            <w:r/>
+            <w:r>
+              <w:t>9A ENGLISH</w:t>
+            </w:r>
           </w:p>
         </w:tc>
         <w:tc>
@@ -12400,9 +12402,7 @@
             <w:tcW w:type="dxa" w:w="245"/>
           </w:tcPr>
           <w:p>
-            <w:r>
-              <w:t>9A LIBRARY</w:t>
-            </w:r>
+            <w:r/>
           </w:p>
         </w:tc>
         <w:tc>
@@ -12530,7 +12530,9 @@
             <w:tcW w:type="dxa" w:w="245"/>
           </w:tcPr>
           <w:p>
-            <w:r/>
+            <w:r>
+              <w:t>7E GAMES</w:t>
+            </w:r>
           </w:p>
         </w:tc>
         <w:tc>
@@ -12730,9 +12732,7 @@
             <w:tcW w:type="dxa" w:w="245"/>
           </w:tcPr>
           <w:p>
-            <w:r>
-              <w:t>9A ENGLISH</w:t>
-            </w:r>
+            <w:r/>
           </w:p>
         </w:tc>
         <w:tc>
@@ -12980,7 +12980,9 @@
             <w:tcW w:type="dxa" w:w="245"/>
           </w:tcPr>
           <w:p>
-            <w:r/>
+            <w:r>
+              <w:t>9A GAMES</w:t>
+            </w:r>
           </w:p>
         </w:tc>
         <w:tc>
@@ -15896,9 +15898,7 @@
             <w:tcW w:type="dxa" w:w="245"/>
           </w:tcPr>
           <w:p>
-            <w:r>
-              <w:t>6A ENGLISH</w:t>
-            </w:r>
+            <w:r/>
           </w:p>
         </w:tc>
         <w:tc>
@@ -16024,7 +16024,9 @@
             <w:tcW w:type="dxa" w:w="245"/>
           </w:tcPr>
           <w:p>
-            <w:r/>
+            <w:r>
+              <w:t>6A COMPUTER</w:t>
+            </w:r>
           </w:p>
         </w:tc>
         <w:tc>
@@ -17217,7 +17219,7 @@
           </w:tcPr>
           <w:p>
             <w:r>
-              <w:t>7D ENGLISH</w:t>
+              <w:t>6A ENGLISH</w:t>
             </w:r>
           </w:p>
         </w:tc>
@@ -17344,9 +17346,7 @@
             <w:tcW w:type="dxa" w:w="245"/>
           </w:tcPr>
           <w:p>
-            <w:r>
-              <w:t>6A COMPUTER</w:t>
-            </w:r>
+            <w:r/>
           </w:p>
         </w:tc>
         <w:tc>
@@ -17628,7 +17628,9 @@
             <w:tcW w:type="dxa" w:w="245"/>
           </w:tcPr>
           <w:p>
-            <w:r/>
+            <w:r>
+              <w:t>7D GAMES</w:t>
+            </w:r>
           </w:p>
         </w:tc>
         <w:tc>
@@ -17846,9 +17848,7 @@
             <w:tcW w:type="dxa" w:w="245"/>
           </w:tcPr>
           <w:p>
-            <w:r>
-              <w:t>7D ISLAMIAT</w:t>
-            </w:r>
+            <w:r/>
           </w:p>
         </w:tc>
         <w:tc>
@@ -18054,7 +18054,9 @@
             <w:tcW w:type="dxa" w:w="245"/>
           </w:tcPr>
           <w:p>
-            <w:r/>
+            <w:r>
+              <w:t>7D SINDHI</w:t>
+            </w:r>
           </w:p>
         </w:tc>
         <w:tc>
@@ -18132,7 +18134,9 @@
             <w:tcW w:type="dxa" w:w="245"/>
           </w:tcPr>
           <w:p>
-            <w:r/>
+            <w:r>
+              <w:t>7D ENGLISH</w:t>
+            </w:r>
           </w:p>
         </w:tc>
         <w:tc>
@@ -18542,9 +18546,7 @@
             <w:tcW w:type="dxa" w:w="245"/>
           </w:tcPr>
           <w:p>
-            <w:r>
-              <w:t>7D GAMES</w:t>
-            </w:r>
+            <w:r/>
           </w:p>
         </w:tc>
         <w:tc>
@@ -19256,7 +19258,9 @@
             <w:tcW w:type="dxa" w:w="245"/>
           </w:tcPr>
           <w:p>
-            <w:r/>
+            <w:r>
+              <w:t>7E ENGLISH</w:t>
+            </w:r>
           </w:p>
         </w:tc>
         <w:tc>
@@ -19358,9 +19362,7 @@
             <w:tcW w:type="dxa" w:w="245"/>
           </w:tcPr>
           <w:p>
-            <w:r>
-              <w:t>7E ARABIC</w:t>
-            </w:r>
+            <w:r/>
           </w:p>
         </w:tc>
         <w:tc>
@@ -19714,9 +19716,7 @@
             <w:tcW w:type="dxa" w:w="245"/>
           </w:tcPr>
           <w:p>
-            <w:r>
-              <w:t>7E ENGLISH</w:t>
-            </w:r>
+            <w:r/>
           </w:p>
         </w:tc>
         <w:tc>
@@ -19816,7 +19816,9 @@
             <w:tcW w:type="dxa" w:w="245"/>
           </w:tcPr>
           <w:p>
-            <w:r/>
+            <w:r>
+              <w:t>7E ARABIC</w:t>
+            </w:r>
           </w:p>
         </w:tc>
         <w:tc>
@@ -21578,7 +21580,9 @@
             <w:tcW w:type="dxa" w:w="245"/>
           </w:tcPr>
           <w:p>
-            <w:r/>
+            <w:r>
+              <w:t>7D ISLAMIAT</w:t>
+            </w:r>
           </w:p>
         </w:tc>
         <w:tc>
@@ -21776,9 +21780,7 @@
             <w:tcW w:type="dxa" w:w="245"/>
           </w:tcPr>
           <w:p>
-            <w:r>
-              <w:t>7D SINDHI</w:t>
-            </w:r>
+            <w:r/>
           </w:p>
         </w:tc>
         <w:tc>

--- a/school_timetable.docx
+++ b/school_timetable.docx
@@ -1652,9 +1652,7 @@
             <w:tcW w:type="dxa" w:w="245"/>
           </w:tcPr>
           <w:p>
-            <w:r>
-              <w:t>8D COMPUTER</w:t>
-            </w:r>
+            <w:r/>
           </w:p>
         </w:tc>
         <w:tc>
@@ -1924,7 +1922,9 @@
             <w:tcW w:type="dxa" w:w="245"/>
           </w:tcPr>
           <w:p>
-            <w:r/>
+            <w:r>
+              <w:t>8D GAMES</w:t>
+            </w:r>
           </w:p>
         </w:tc>
         <w:tc>
@@ -3066,171 +3066,171 @@
             <w:tcW w:type="dxa" w:w="245"/>
           </w:tcPr>
           <w:p>
+            <w:r/>
+          </w:p>
+        </w:tc>
+        <w:tc>
+          <w:tcPr>
+            <w:tcW w:type="dxa" w:w="245"/>
+          </w:tcPr>
+          <w:p>
+            <w:r/>
+          </w:p>
+        </w:tc>
+        <w:tc>
+          <w:tcPr>
+            <w:tcW w:type="dxa" w:w="245"/>
+          </w:tcPr>
+          <w:p>
+            <w:r>
+              <w:t>7C MATHS</w:t>
+            </w:r>
+          </w:p>
+        </w:tc>
+        <w:tc>
+          <w:tcPr>
+            <w:tcW w:type="dxa" w:w="245"/>
+          </w:tcPr>
+          <w:p>
+            <w:r>
+              <w:t>9D MATHS</w:t>
+            </w:r>
+          </w:p>
+        </w:tc>
+        <w:tc>
+          <w:tcPr>
+            <w:tcW w:type="dxa" w:w="245"/>
+          </w:tcPr>
+          <w:p>
+            <w:r/>
+          </w:p>
+        </w:tc>
+        <w:tc>
+          <w:tcPr>
+            <w:tcW w:type="dxa" w:w="245"/>
+          </w:tcPr>
+          <w:p>
+            <w:r>
+              <w:t>10F ECONOMICS</w:t>
+            </w:r>
+          </w:p>
+        </w:tc>
+        <w:tc>
+          <w:tcPr>
+            <w:tcW w:type="dxa" w:w="245"/>
+          </w:tcPr>
+          <w:p>
+            <w:r/>
+          </w:p>
+        </w:tc>
+        <w:tc>
+          <w:tcPr>
+            <w:tcW w:type="dxa" w:w="245"/>
+          </w:tcPr>
+          <w:p>
+            <w:r/>
+          </w:p>
+        </w:tc>
+        <w:tc>
+          <w:tcPr>
+            <w:tcW w:type="dxa" w:w="245"/>
+          </w:tcPr>
+          <w:p>
+            <w:r/>
+          </w:p>
+        </w:tc>
+        <w:tc>
+          <w:tcPr>
+            <w:tcW w:type="dxa" w:w="245"/>
+          </w:tcPr>
+          <w:p>
+            <w:r>
+              <w:t>10A ENGLISH</w:t>
+            </w:r>
+          </w:p>
+        </w:tc>
+        <w:tc>
+          <w:tcPr>
+            <w:tcW w:type="dxa" w:w="245"/>
+          </w:tcPr>
+          <w:p>
+            <w:r>
+              <w:t>8A GENERAL SCIENCE</w:t>
+            </w:r>
+          </w:p>
+        </w:tc>
+        <w:tc>
+          <w:tcPr>
+            <w:tcW w:type="dxa" w:w="245"/>
+          </w:tcPr>
+          <w:p>
+            <w:r/>
+          </w:p>
+        </w:tc>
+        <w:tc>
+          <w:tcPr>
+            <w:tcW w:type="dxa" w:w="245"/>
+          </w:tcPr>
+          <w:p>
+            <w:r/>
+          </w:p>
+        </w:tc>
+        <w:tc>
+          <w:tcPr>
+            <w:tcW w:type="dxa" w:w="245"/>
+          </w:tcPr>
+          <w:p>
+            <w:r>
+              <w:t>10D CHEMISTRY</w:t>
+            </w:r>
+          </w:p>
+        </w:tc>
+        <w:tc>
+          <w:tcPr>
+            <w:tcW w:type="dxa" w:w="245"/>
+          </w:tcPr>
+          <w:p>
+            <w:r/>
+          </w:p>
+        </w:tc>
+        <w:tc>
+          <w:tcPr>
+            <w:tcW w:type="dxa" w:w="245"/>
+          </w:tcPr>
+          <w:p>
+            <w:r>
+              <w:t>9A CHEMISTRY</w:t>
+            </w:r>
+          </w:p>
+        </w:tc>
+        <w:tc>
+          <w:tcPr>
+            <w:tcW w:type="dxa" w:w="245"/>
+          </w:tcPr>
+          <w:p>
+            <w:r>
+              <w:t>6B HISTORY</w:t>
+            </w:r>
+          </w:p>
+        </w:tc>
+        <w:tc>
+          <w:tcPr>
+            <w:tcW w:type="dxa" w:w="245"/>
+          </w:tcPr>
+          <w:p>
+            <w:r>
+              <w:t>8D SINDHI</w:t>
+            </w:r>
+          </w:p>
+        </w:tc>
+        <w:tc>
+          <w:tcPr>
+            <w:tcW w:type="dxa" w:w="245"/>
+          </w:tcPr>
+          <w:p>
             <w:r>
               <w:t>8B GP</w:t>
             </w:r>
-          </w:p>
-        </w:tc>
-        <w:tc>
-          <w:tcPr>
-            <w:tcW w:type="dxa" w:w="245"/>
-          </w:tcPr>
-          <w:p>
-            <w:r/>
-          </w:p>
-        </w:tc>
-        <w:tc>
-          <w:tcPr>
-            <w:tcW w:type="dxa" w:w="245"/>
-          </w:tcPr>
-          <w:p>
-            <w:r>
-              <w:t>7C MATHS</w:t>
-            </w:r>
-          </w:p>
-        </w:tc>
-        <w:tc>
-          <w:tcPr>
-            <w:tcW w:type="dxa" w:w="245"/>
-          </w:tcPr>
-          <w:p>
-            <w:r>
-              <w:t>9D MATHS</w:t>
-            </w:r>
-          </w:p>
-        </w:tc>
-        <w:tc>
-          <w:tcPr>
-            <w:tcW w:type="dxa" w:w="245"/>
-          </w:tcPr>
-          <w:p>
-            <w:r/>
-          </w:p>
-        </w:tc>
-        <w:tc>
-          <w:tcPr>
-            <w:tcW w:type="dxa" w:w="245"/>
-          </w:tcPr>
-          <w:p>
-            <w:r>
-              <w:t>10F ECONOMICS</w:t>
-            </w:r>
-          </w:p>
-        </w:tc>
-        <w:tc>
-          <w:tcPr>
-            <w:tcW w:type="dxa" w:w="245"/>
-          </w:tcPr>
-          <w:p>
-            <w:r/>
-          </w:p>
-        </w:tc>
-        <w:tc>
-          <w:tcPr>
-            <w:tcW w:type="dxa" w:w="245"/>
-          </w:tcPr>
-          <w:p>
-            <w:r/>
-          </w:p>
-        </w:tc>
-        <w:tc>
-          <w:tcPr>
-            <w:tcW w:type="dxa" w:w="245"/>
-          </w:tcPr>
-          <w:p>
-            <w:r/>
-          </w:p>
-        </w:tc>
-        <w:tc>
-          <w:tcPr>
-            <w:tcW w:type="dxa" w:w="245"/>
-          </w:tcPr>
-          <w:p>
-            <w:r>
-              <w:t>10A ENGLISH</w:t>
-            </w:r>
-          </w:p>
-        </w:tc>
-        <w:tc>
-          <w:tcPr>
-            <w:tcW w:type="dxa" w:w="245"/>
-          </w:tcPr>
-          <w:p>
-            <w:r>
-              <w:t>8A GENERAL SCIENCE</w:t>
-            </w:r>
-          </w:p>
-        </w:tc>
-        <w:tc>
-          <w:tcPr>
-            <w:tcW w:type="dxa" w:w="245"/>
-          </w:tcPr>
-          <w:p>
-            <w:r/>
-          </w:p>
-        </w:tc>
-        <w:tc>
-          <w:tcPr>
-            <w:tcW w:type="dxa" w:w="245"/>
-          </w:tcPr>
-          <w:p>
-            <w:r/>
-          </w:p>
-        </w:tc>
-        <w:tc>
-          <w:tcPr>
-            <w:tcW w:type="dxa" w:w="245"/>
-          </w:tcPr>
-          <w:p>
-            <w:r>
-              <w:t>10D CHEMISTRY</w:t>
-            </w:r>
-          </w:p>
-        </w:tc>
-        <w:tc>
-          <w:tcPr>
-            <w:tcW w:type="dxa" w:w="245"/>
-          </w:tcPr>
-          <w:p>
-            <w:r/>
-          </w:p>
-        </w:tc>
-        <w:tc>
-          <w:tcPr>
-            <w:tcW w:type="dxa" w:w="245"/>
-          </w:tcPr>
-          <w:p>
-            <w:r>
-              <w:t>9A CHEMISTRY</w:t>
-            </w:r>
-          </w:p>
-        </w:tc>
-        <w:tc>
-          <w:tcPr>
-            <w:tcW w:type="dxa" w:w="245"/>
-          </w:tcPr>
-          <w:p>
-            <w:r>
-              <w:t>6B HISTORY</w:t>
-            </w:r>
-          </w:p>
-        </w:tc>
-        <w:tc>
-          <w:tcPr>
-            <w:tcW w:type="dxa" w:w="245"/>
-          </w:tcPr>
-          <w:p>
-            <w:r>
-              <w:t>8D SINDHI</w:t>
-            </w:r>
-          </w:p>
-        </w:tc>
-        <w:tc>
-          <w:tcPr>
-            <w:tcW w:type="dxa" w:w="245"/>
-          </w:tcPr>
-          <w:p>
-            <w:r/>
           </w:p>
         </w:tc>
         <w:tc>
@@ -3684,7 +3684,9 @@
             <w:tcW w:type="dxa" w:w="245"/>
           </w:tcPr>
           <w:p>
-            <w:r/>
+            <w:r>
+              <w:t>8A GP</w:t>
+            </w:r>
           </w:p>
         </w:tc>
         <w:tc>
@@ -3718,9 +3720,7 @@
             <w:tcW w:type="dxa" w:w="245"/>
           </w:tcPr>
           <w:p>
-            <w:r>
-              <w:t>8A AI</w:t>
-            </w:r>
+            <w:r/>
           </w:p>
         </w:tc>
       </w:tr>
@@ -3904,9 +3904,107 @@
             <w:tcW w:type="dxa" w:w="245"/>
           </w:tcPr>
           <w:p>
-            <w:r>
-              <w:t>7B COMPUTER</w:t>
-            </w:r>
+            <w:r/>
+          </w:p>
+        </w:tc>
+        <w:tc>
+          <w:tcPr>
+            <w:tcW w:type="dxa" w:w="245"/>
+          </w:tcPr>
+          <w:p>
+            <w:r/>
+          </w:p>
+        </w:tc>
+        <w:tc>
+          <w:tcPr>
+            <w:tcW w:type="dxa" w:w="245"/>
+          </w:tcPr>
+          <w:p>
+            <w:r/>
+          </w:p>
+        </w:tc>
+        <w:tc>
+          <w:tcPr>
+            <w:tcW w:type="dxa" w:w="245"/>
+          </w:tcPr>
+          <w:p>
+            <w:r/>
+          </w:p>
+        </w:tc>
+        <w:tc>
+          <w:tcPr>
+            <w:tcW w:type="dxa" w:w="245"/>
+          </w:tcPr>
+          <w:p>
+            <w:r>
+              <w:t>10A SINDHI-X</w:t>
+            </w:r>
+          </w:p>
+        </w:tc>
+        <w:tc>
+          <w:tcPr>
+            <w:tcW w:type="dxa" w:w="245"/>
+          </w:tcPr>
+          <w:p>
+            <w:r>
+              <w:t>6E ARABIC</w:t>
+            </w:r>
+          </w:p>
+        </w:tc>
+        <w:tc>
+          <w:tcPr>
+            <w:tcW w:type="dxa" w:w="245"/>
+          </w:tcPr>
+          <w:p>
+            <w:r/>
+          </w:p>
+        </w:tc>
+        <w:tc>
+          <w:tcPr>
+            <w:tcW w:type="dxa" w:w="245"/>
+          </w:tcPr>
+          <w:p>
+            <w:r>
+              <w:t>6C ARABIC</w:t>
+            </w:r>
+          </w:p>
+        </w:tc>
+        <w:tc>
+          <w:tcPr>
+            <w:tcW w:type="dxa" w:w="245"/>
+          </w:tcPr>
+          <w:p>
+            <w:r>
+              <w:t>8A SINDHI</w:t>
+            </w:r>
+          </w:p>
+        </w:tc>
+        <w:tc>
+          <w:tcPr>
+            <w:tcW w:type="dxa" w:w="245"/>
+          </w:tcPr>
+          <w:p>
+            <w:r>
+              <w:t>10D MATHS</w:t>
+            </w:r>
+          </w:p>
+        </w:tc>
+        <w:tc>
+          <w:tcPr>
+            <w:tcW w:type="dxa" w:w="245"/>
+          </w:tcPr>
+          <w:p>
+            <w:r>
+              <w:t>9D PHYSICS</w:t>
+            </w:r>
+          </w:p>
+        </w:tc>
+        <w:tc>
+          <w:tcPr>
+            <w:tcW w:type="dxa" w:w="245"/>
+          </w:tcPr>
+          <w:p>
+            <w:r/>
           </w:p>
         </w:tc>
         <w:tc>
@@ -3924,108 +4022,6 @@
             <w:tcW w:type="dxa" w:w="245"/>
           </w:tcPr>
           <w:p>
-            <w:r/>
-          </w:p>
-        </w:tc>
-        <w:tc>
-          <w:tcPr>
-            <w:tcW w:type="dxa" w:w="245"/>
-          </w:tcPr>
-          <w:p>
-            <w:r/>
-          </w:p>
-        </w:tc>
-        <w:tc>
-          <w:tcPr>
-            <w:tcW w:type="dxa" w:w="245"/>
-          </w:tcPr>
-          <w:p>
-            <w:r>
-              <w:t>10A SINDHI-X</w:t>
-            </w:r>
-          </w:p>
-        </w:tc>
-        <w:tc>
-          <w:tcPr>
-            <w:tcW w:type="dxa" w:w="245"/>
-          </w:tcPr>
-          <w:p>
-            <w:r>
-              <w:t>6E ARABIC</w:t>
-            </w:r>
-          </w:p>
-        </w:tc>
-        <w:tc>
-          <w:tcPr>
-            <w:tcW w:type="dxa" w:w="245"/>
-          </w:tcPr>
-          <w:p>
-            <w:r/>
-          </w:p>
-        </w:tc>
-        <w:tc>
-          <w:tcPr>
-            <w:tcW w:type="dxa" w:w="245"/>
-          </w:tcPr>
-          <w:p>
-            <w:r>
-              <w:t>6C ARABIC</w:t>
-            </w:r>
-          </w:p>
-        </w:tc>
-        <w:tc>
-          <w:tcPr>
-            <w:tcW w:type="dxa" w:w="245"/>
-          </w:tcPr>
-          <w:p>
-            <w:r>
-              <w:t>8C GP</w:t>
-            </w:r>
-          </w:p>
-        </w:tc>
-        <w:tc>
-          <w:tcPr>
-            <w:tcW w:type="dxa" w:w="245"/>
-          </w:tcPr>
-          <w:p>
-            <w:r>
-              <w:t>10D MATHS</w:t>
-            </w:r>
-          </w:p>
-        </w:tc>
-        <w:tc>
-          <w:tcPr>
-            <w:tcW w:type="dxa" w:w="245"/>
-          </w:tcPr>
-          <w:p>
-            <w:r>
-              <w:t>9D PHYSICS</w:t>
-            </w:r>
-          </w:p>
-        </w:tc>
-        <w:tc>
-          <w:tcPr>
-            <w:tcW w:type="dxa" w:w="245"/>
-          </w:tcPr>
-          <w:p>
-            <w:r/>
-          </w:p>
-        </w:tc>
-        <w:tc>
-          <w:tcPr>
-            <w:tcW w:type="dxa" w:w="245"/>
-          </w:tcPr>
-          <w:p>
-            <w:r>
-              <w:t>8A GEOGRAPHY</w:t>
-            </w:r>
-          </w:p>
-        </w:tc>
-        <w:tc>
-          <w:tcPr>
-            <w:tcW w:type="dxa" w:w="245"/>
-          </w:tcPr>
-          <w:p>
             <w:r>
               <w:t>8D S.ST</w:t>
             </w:r>
@@ -4161,16 +4157,18 @@
           </w:tcPr>
           <w:p>
             <w:r>
-              <w:t>9B GAMES</w:t>
-            </w:r>
-          </w:p>
-        </w:tc>
-        <w:tc>
-          <w:tcPr>
-            <w:tcW w:type="dxa" w:w="245"/>
-          </w:tcPr>
-          <w:p>
-            <w:r/>
+              <w:t>8C GAMES</w:t>
+            </w:r>
+          </w:p>
+        </w:tc>
+        <w:tc>
+          <w:tcPr>
+            <w:tcW w:type="dxa" w:w="245"/>
+          </w:tcPr>
+          <w:p>
+            <w:r>
+              <w:t>7B GAMES</w:t>
+            </w:r>
           </w:p>
         </w:tc>
         <w:tc>
@@ -5712,7 +5710,9 @@
             <w:tcW w:type="dxa" w:w="245"/>
           </w:tcPr>
           <w:p>
-            <w:r/>
+            <w:r>
+              <w:t>6D MATHS</w:t>
+            </w:r>
           </w:p>
         </w:tc>
         <w:tc>
@@ -5936,7 +5936,9 @@
             <w:tcW w:type="dxa" w:w="245"/>
           </w:tcPr>
           <w:p>
-            <w:r/>
+            <w:r>
+              <w:t>10D MATHS</w:t>
+            </w:r>
           </w:p>
         </w:tc>
         <w:tc>
@@ -6080,35 +6082,31 @@
             <w:tcW w:type="dxa" w:w="245"/>
           </w:tcPr>
           <w:p>
-            <w:r>
-              <w:t>6D SINDHI</w:t>
-            </w:r>
-          </w:p>
-        </w:tc>
-        <w:tc>
-          <w:tcPr>
-            <w:tcW w:type="dxa" w:w="245"/>
-          </w:tcPr>
-          <w:p>
-            <w:r/>
-          </w:p>
-        </w:tc>
-        <w:tc>
-          <w:tcPr>
-            <w:tcW w:type="dxa" w:w="245"/>
-          </w:tcPr>
-          <w:p>
-            <w:r/>
-          </w:p>
-        </w:tc>
-        <w:tc>
-          <w:tcPr>
-            <w:tcW w:type="dxa" w:w="245"/>
-          </w:tcPr>
-          <w:p>
-            <w:r>
-              <w:t>10D GAMES</w:t>
-            </w:r>
+            <w:r/>
+          </w:p>
+        </w:tc>
+        <w:tc>
+          <w:tcPr>
+            <w:tcW w:type="dxa" w:w="245"/>
+          </w:tcPr>
+          <w:p>
+            <w:r/>
+          </w:p>
+        </w:tc>
+        <w:tc>
+          <w:tcPr>
+            <w:tcW w:type="dxa" w:w="245"/>
+          </w:tcPr>
+          <w:p>
+            <w:r/>
+          </w:p>
+        </w:tc>
+        <w:tc>
+          <w:tcPr>
+            <w:tcW w:type="dxa" w:w="245"/>
+          </w:tcPr>
+          <w:p>
+            <w:r/>
           </w:p>
         </w:tc>
         <w:tc>
@@ -6284,7 +6282,9 @@
             <w:tcW w:type="dxa" w:w="245"/>
           </w:tcPr>
           <w:p>
-            <w:r/>
+            <w:r>
+              <w:t>8D COMPUTER</w:t>
+            </w:r>
           </w:p>
         </w:tc>
         <w:tc>
@@ -6320,9 +6320,7 @@
             <w:tcW w:type="dxa" w:w="245"/>
           </w:tcPr>
           <w:p>
-            <w:r>
-              <w:t>9E ENGLISH</w:t>
-            </w:r>
+            <w:r/>
           </w:p>
         </w:tc>
         <w:tc>
@@ -6376,9 +6374,7 @@
             <w:tcW w:type="dxa" w:w="245"/>
           </w:tcPr>
           <w:p>
-            <w:r>
-              <w:t>8D GP</w:t>
-            </w:r>
+            <w:r/>
           </w:p>
         </w:tc>
         <w:tc>
@@ -6450,7 +6446,9 @@
             <w:tcW w:type="dxa" w:w="245"/>
           </w:tcPr>
           <w:p>
-            <w:r/>
+            <w:r>
+              <w:t>9E PHYSICS</w:t>
+            </w:r>
           </w:p>
         </w:tc>
         <w:tc>
@@ -7618,7 +7616,9 @@
             <w:tcW w:type="dxa" w:w="245"/>
           </w:tcPr>
           <w:p>
-            <w:r/>
+            <w:r>
+              <w:t>8A COMPUTER</w:t>
+            </w:r>
           </w:p>
         </w:tc>
         <w:tc>
@@ -7900,9 +7900,7 @@
             <w:tcW w:type="dxa" w:w="245"/>
           </w:tcPr>
           <w:p>
-            <w:r>
-              <w:t>8A AI</w:t>
-            </w:r>
+            <w:r/>
           </w:p>
         </w:tc>
       </w:tr>
@@ -8307,7 +8305,7 @@
           </w:tcPr>
           <w:p>
             <w:r>
-              <w:t>8A HISTORY</w:t>
+              <w:t>8A S.ST</w:t>
             </w:r>
           </w:p>
         </w:tc>
@@ -8632,7 +8630,9 @@
             <w:tcW w:type="dxa" w:w="245"/>
           </w:tcPr>
           <w:p>
-            <w:r/>
+            <w:r>
+              <w:t>8A MATHS</w:t>
+            </w:r>
           </w:p>
         </w:tc>
         <w:tc>
@@ -8658,9 +8658,7 @@
             <w:tcW w:type="dxa" w:w="245"/>
           </w:tcPr>
           <w:p>
-            <w:r>
-              <w:t>8A GEOGRAPHY</w:t>
-            </w:r>
+            <w:r/>
           </w:p>
         </w:tc>
         <w:tc>
@@ -9012,6 +9010,108 @@
             <w:tcW w:type="dxa" w:w="245"/>
           </w:tcPr>
           <w:p>
+            <w:r/>
+          </w:p>
+        </w:tc>
+        <w:tc>
+          <w:tcPr>
+            <w:tcW w:type="dxa" w:w="245"/>
+          </w:tcPr>
+          <w:p>
+            <w:r>
+              <w:t>9E ENGLISH</w:t>
+            </w:r>
+          </w:p>
+        </w:tc>
+        <w:tc>
+          <w:tcPr>
+            <w:tcW w:type="dxa" w:w="245"/>
+          </w:tcPr>
+          <w:p>
+            <w:r>
+              <w:t>6A ISLAMIAT</w:t>
+            </w:r>
+          </w:p>
+        </w:tc>
+        <w:tc>
+          <w:tcPr>
+            <w:tcW w:type="dxa" w:w="245"/>
+          </w:tcPr>
+          <w:p>
+            <w:r/>
+          </w:p>
+        </w:tc>
+        <w:tc>
+          <w:tcPr>
+            <w:tcW w:type="dxa" w:w="245"/>
+          </w:tcPr>
+          <w:p>
+            <w:r>
+              <w:t>7B ISLAMIAT</w:t>
+            </w:r>
+          </w:p>
+        </w:tc>
+        <w:tc>
+          <w:tcPr>
+            <w:tcW w:type="dxa" w:w="245"/>
+          </w:tcPr>
+          <w:p>
+            <w:r>
+              <w:t>9F ISLAMIAT IX</w:t>
+            </w:r>
+          </w:p>
+        </w:tc>
+        <w:tc>
+          <w:tcPr>
+            <w:tcW w:type="dxa" w:w="245"/>
+          </w:tcPr>
+          <w:p>
+            <w:r>
+              <w:t>7A ISLAMIAT</w:t>
+            </w:r>
+          </w:p>
+        </w:tc>
+        <w:tc>
+          <w:tcPr>
+            <w:tcW w:type="dxa" w:w="245"/>
+          </w:tcPr>
+          <w:p>
+            <w:r>
+              <w:t>8A SINDHI</w:t>
+            </w:r>
+          </w:p>
+        </w:tc>
+        <w:tc>
+          <w:tcPr>
+            <w:tcW w:type="dxa" w:w="245"/>
+          </w:tcPr>
+          <w:p>
+            <w:r/>
+          </w:p>
+        </w:tc>
+        <w:tc>
+          <w:tcPr>
+            <w:tcW w:type="dxa" w:w="245"/>
+          </w:tcPr>
+          <w:p>
+            <w:r>
+              <w:t>6C TS</w:t>
+            </w:r>
+          </w:p>
+        </w:tc>
+        <w:tc>
+          <w:tcPr>
+            <w:tcW w:type="dxa" w:w="245"/>
+          </w:tcPr>
+          <w:p>
+            <w:r/>
+          </w:p>
+        </w:tc>
+        <w:tc>
+          <w:tcPr>
+            <w:tcW w:type="dxa" w:w="245"/>
+          </w:tcPr>
+          <w:p>
             <w:r>
               <w:t>8B S.ST</w:t>
             </w:r>
@@ -9022,106 +9122,6 @@
             <w:tcW w:type="dxa" w:w="245"/>
           </w:tcPr>
           <w:p>
-            <w:r/>
-          </w:p>
-        </w:tc>
-        <w:tc>
-          <w:tcPr>
-            <w:tcW w:type="dxa" w:w="245"/>
-          </w:tcPr>
-          <w:p>
-            <w:r>
-              <w:t>6A ISLAMIAT</w:t>
-            </w:r>
-          </w:p>
-        </w:tc>
-        <w:tc>
-          <w:tcPr>
-            <w:tcW w:type="dxa" w:w="245"/>
-          </w:tcPr>
-          <w:p>
-            <w:r/>
-          </w:p>
-        </w:tc>
-        <w:tc>
-          <w:tcPr>
-            <w:tcW w:type="dxa" w:w="245"/>
-          </w:tcPr>
-          <w:p>
-            <w:r>
-              <w:t>7B ISLAMIAT</w:t>
-            </w:r>
-          </w:p>
-        </w:tc>
-        <w:tc>
-          <w:tcPr>
-            <w:tcW w:type="dxa" w:w="245"/>
-          </w:tcPr>
-          <w:p>
-            <w:r>
-              <w:t>9F ISLAMIAT IX</w:t>
-            </w:r>
-          </w:p>
-        </w:tc>
-        <w:tc>
-          <w:tcPr>
-            <w:tcW w:type="dxa" w:w="245"/>
-          </w:tcPr>
-          <w:p>
-            <w:r>
-              <w:t>7A ISLAMIAT</w:t>
-            </w:r>
-          </w:p>
-        </w:tc>
-        <w:tc>
-          <w:tcPr>
-            <w:tcW w:type="dxa" w:w="245"/>
-          </w:tcPr>
-          <w:p>
-            <w:r/>
-          </w:p>
-        </w:tc>
-        <w:tc>
-          <w:tcPr>
-            <w:tcW w:type="dxa" w:w="245"/>
-          </w:tcPr>
-          <w:p>
-            <w:r>
-              <w:t>8A MATHS</w:t>
-            </w:r>
-          </w:p>
-        </w:tc>
-        <w:tc>
-          <w:tcPr>
-            <w:tcW w:type="dxa" w:w="245"/>
-          </w:tcPr>
-          <w:p>
-            <w:r>
-              <w:t>6C TS</w:t>
-            </w:r>
-          </w:p>
-        </w:tc>
-        <w:tc>
-          <w:tcPr>
-            <w:tcW w:type="dxa" w:w="245"/>
-          </w:tcPr>
-          <w:p>
-            <w:r/>
-          </w:p>
-        </w:tc>
-        <w:tc>
-          <w:tcPr>
-            <w:tcW w:type="dxa" w:w="245"/>
-          </w:tcPr>
-          <w:p>
-            <w:r/>
-          </w:p>
-        </w:tc>
-        <w:tc>
-          <w:tcPr>
-            <w:tcW w:type="dxa" w:w="245"/>
-          </w:tcPr>
-          <w:p>
             <w:r>
               <w:t>8D S.ST</w:t>
             </w:r>
@@ -9150,9 +9150,7 @@
             <w:tcW w:type="dxa" w:w="245"/>
           </w:tcPr>
           <w:p>
-            <w:r>
-              <w:t>9E PHYSICS</w:t>
-            </w:r>
+            <w:r/>
           </w:p>
         </w:tc>
         <w:tc>
@@ -10386,7 +10384,9 @@
             <w:tcW w:type="dxa" w:w="245"/>
           </w:tcPr>
           <w:p>
-            <w:r/>
+            <w:r>
+              <w:t>6D S.ST</w:t>
+            </w:r>
           </w:p>
         </w:tc>
         <w:tc>
@@ -10476,19 +10476,15 @@
             <w:tcW w:type="dxa" w:w="245"/>
           </w:tcPr>
           <w:p>
-            <w:r>
-              <w:t>8A COMPUTER</w:t>
-            </w:r>
-          </w:p>
-        </w:tc>
-        <w:tc>
-          <w:tcPr>
-            <w:tcW w:type="dxa" w:w="245"/>
-          </w:tcPr>
-          <w:p>
-            <w:r>
-              <w:t>6D COMPUTER</w:t>
-            </w:r>
+            <w:r/>
+          </w:p>
+        </w:tc>
+        <w:tc>
+          <w:tcPr>
+            <w:tcW w:type="dxa" w:w="245"/>
+          </w:tcPr>
+          <w:p>
+            <w:r/>
           </w:p>
         </w:tc>
         <w:tc>
@@ -10564,7 +10560,9 @@
             <w:tcW w:type="dxa" w:w="245"/>
           </w:tcPr>
           <w:p>
-            <w:r/>
+            <w:r>
+              <w:t>8A SINDHI</w:t>
+            </w:r>
           </w:p>
         </w:tc>
         <w:tc>
@@ -10598,7 +10596,9 @@
             <w:tcW w:type="dxa" w:w="245"/>
           </w:tcPr>
           <w:p>
-            <w:r/>
+            <w:r>
+              <w:t>8B S.ST</w:t>
+            </w:r>
           </w:p>
         </w:tc>
         <w:tc>
@@ -10745,7 +10745,7 @@
           </w:tcPr>
           <w:p>
             <w:r>
-              <w:t>8B GAMES</w:t>
+              <w:t>10C GAMES</w:t>
             </w:r>
           </w:p>
         </w:tc>
@@ -11184,25 +11184,25 @@
             <w:tcW w:type="dxa" w:w="245"/>
           </w:tcPr>
           <w:p>
-            <w:r/>
-          </w:p>
-        </w:tc>
-        <w:tc>
-          <w:tcPr>
-            <w:tcW w:type="dxa" w:w="245"/>
-          </w:tcPr>
-          <w:p>
-            <w:r/>
-          </w:p>
-        </w:tc>
-        <w:tc>
-          <w:tcPr>
-            <w:tcW w:type="dxa" w:w="245"/>
-          </w:tcPr>
-          <w:p>
-            <w:r>
-              <w:t>8C GAMES</w:t>
-            </w:r>
+            <w:r>
+              <w:t>8C GP</w:t>
+            </w:r>
+          </w:p>
+        </w:tc>
+        <w:tc>
+          <w:tcPr>
+            <w:tcW w:type="dxa" w:w="245"/>
+          </w:tcPr>
+          <w:p>
+            <w:r/>
+          </w:p>
+        </w:tc>
+        <w:tc>
+          <w:tcPr>
+            <w:tcW w:type="dxa" w:w="245"/>
+          </w:tcPr>
+          <w:p>
+            <w:r/>
           </w:p>
         </w:tc>
         <w:tc>
@@ -11258,9 +11258,7 @@
             <w:tcW w:type="dxa" w:w="245"/>
           </w:tcPr>
           <w:p>
-            <w:r>
-              <w:t>7D ENGLISH</w:t>
-            </w:r>
+            <w:r/>
           </w:p>
         </w:tc>
         <w:tc>
@@ -11426,9 +11424,7 @@
             <w:tcW w:type="dxa" w:w="245"/>
           </w:tcPr>
           <w:p>
-            <w:r>
-              <w:t>7A ENGLISH</w:t>
-            </w:r>
+            <w:r/>
           </w:p>
         </w:tc>
         <w:tc>
@@ -11472,7 +11468,9 @@
             <w:tcW w:type="dxa" w:w="245"/>
           </w:tcPr>
           <w:p>
-            <w:r/>
+            <w:r>
+              <w:t>7A ISLAMIAT</w:t>
+            </w:r>
           </w:p>
         </w:tc>
         <w:tc>
@@ -11626,7 +11624,9 @@
             <w:tcW w:type="dxa" w:w="245"/>
           </w:tcPr>
           <w:p>
-            <w:r/>
+            <w:r>
+              <w:t>7D S.ST</w:t>
+            </w:r>
           </w:p>
         </w:tc>
         <w:tc>
@@ -12284,7 +12284,9 @@
             <w:tcW w:type="dxa" w:w="245"/>
           </w:tcPr>
           <w:p>
-            <w:r/>
+            <w:r>
+              <w:t>7A ENGLISH</w:t>
+            </w:r>
           </w:p>
         </w:tc>
         <w:tc>
@@ -12330,9 +12332,7 @@
             <w:tcW w:type="dxa" w:w="245"/>
           </w:tcPr>
           <w:p>
-            <w:r>
-              <w:t>7A ISLAMIAT</w:t>
-            </w:r>
+            <w:r/>
           </w:p>
         </w:tc>
         <w:tc>
@@ -12504,25 +12504,25 @@
             <w:tcW w:type="dxa" w:w="245"/>
           </w:tcPr>
           <w:p>
-            <w:r/>
-          </w:p>
-        </w:tc>
-        <w:tc>
-          <w:tcPr>
-            <w:tcW w:type="dxa" w:w="245"/>
-          </w:tcPr>
-          <w:p>
-            <w:r/>
-          </w:p>
-        </w:tc>
-        <w:tc>
-          <w:tcPr>
-            <w:tcW w:type="dxa" w:w="245"/>
-          </w:tcPr>
-          <w:p>
-            <w:r>
-              <w:t>8D GAMES</w:t>
-            </w:r>
+            <w:r>
+              <w:t>8D GP</w:t>
+            </w:r>
+          </w:p>
+        </w:tc>
+        <w:tc>
+          <w:tcPr>
+            <w:tcW w:type="dxa" w:w="245"/>
+          </w:tcPr>
+          <w:p>
+            <w:r/>
+          </w:p>
+        </w:tc>
+        <w:tc>
+          <w:tcPr>
+            <w:tcW w:type="dxa" w:w="245"/>
+          </w:tcPr>
+          <w:p>
+            <w:r/>
           </w:p>
         </w:tc>
         <w:tc>
@@ -13194,9 +13194,7 @@
             <w:tcW w:type="dxa" w:w="245"/>
           </w:tcPr>
           <w:p>
-            <w:r>
-              <w:t>8B S.ST</w:t>
-            </w:r>
+            <w:r/>
           </w:p>
         </w:tc>
         <w:tc>
@@ -13439,7 +13437,7 @@
           </w:tcPr>
           <w:p>
             <w:r>
-              <w:t>10F GAMES</w:t>
+              <w:t>8B GAMES</w:t>
             </w:r>
           </w:p>
         </w:tc>
@@ -13494,7 +13492,9 @@
             <w:tcW w:type="dxa" w:w="245"/>
           </w:tcPr>
           <w:p>
-            <w:r/>
+            <w:r>
+              <w:t>7D ENGLISH</w:t>
+            </w:r>
           </w:p>
         </w:tc>
         <w:tc>
@@ -13540,9 +13540,7 @@
             <w:tcW w:type="dxa" w:w="245"/>
           </w:tcPr>
           <w:p>
-            <w:r>
-              <w:t>6D S.ST</w:t>
-            </w:r>
+            <w:r/>
           </w:p>
         </w:tc>
         <w:tc>
@@ -13644,7 +13642,9 @@
             <w:tcW w:type="dxa" w:w="245"/>
           </w:tcPr>
           <w:p>
-            <w:r/>
+            <w:r>
+              <w:t>6D COMPUTER</w:t>
+            </w:r>
           </w:p>
         </w:tc>
         <w:tc>
@@ -13748,9 +13748,7 @@
             <w:tcW w:type="dxa" w:w="245"/>
           </w:tcPr>
           <w:p>
-            <w:r>
-              <w:t>8A GEOGRAPHY</w:t>
-            </w:r>
+            <w:r/>
           </w:p>
         </w:tc>
         <w:tc>
@@ -13861,7 +13859,7 @@
           </w:tcPr>
           <w:p>
             <w:r>
-              <w:t>7D S.ST</w:t>
+              <w:t>8A S.ST</w:t>
             </w:r>
           </w:p>
         </w:tc>
@@ -15351,7 +15349,7 @@
           </w:tcPr>
           <w:p>
             <w:r>
-              <w:t>8A HISTORY</w:t>
+              <w:t>8A S.ST</w:t>
             </w:r>
           </w:p>
         </w:tc>
@@ -17018,7 +17016,9 @@
             <w:tcW w:type="dxa" w:w="245"/>
           </w:tcPr>
           <w:p>
-            <w:r/>
+            <w:r>
+              <w:t>8B S.ST</w:t>
+            </w:r>
           </w:p>
         </w:tc>
         <w:tc>
@@ -17036,9 +17036,7 @@
             <w:tcW w:type="dxa" w:w="245"/>
           </w:tcPr>
           <w:p>
-            <w:r>
-              <w:t>8B ISLAMIAT</w:t>
-            </w:r>
+            <w:r/>
           </w:p>
         </w:tc>
         <w:tc>
@@ -17374,7 +17372,9 @@
             <w:tcW w:type="dxa" w:w="245"/>
           </w:tcPr>
           <w:p>
-            <w:r/>
+            <w:r>
+              <w:t>10E ENGLISH</w:t>
+            </w:r>
           </w:p>
         </w:tc>
         <w:tc>
@@ -17458,9 +17458,7 @@
             <w:tcW w:type="dxa" w:w="245"/>
           </w:tcPr>
           <w:p>
-            <w:r>
-              <w:t>10E MATHS</w:t>
-            </w:r>
+            <w:r/>
           </w:p>
         </w:tc>
         <w:tc>
@@ -17830,9 +17828,7 @@
             <w:tcW w:type="dxa" w:w="245"/>
           </w:tcPr>
           <w:p>
-            <w:r>
-              <w:t>8B S.ST</w:t>
-            </w:r>
+            <w:r/>
           </w:p>
         </w:tc>
         <w:tc>
@@ -17902,9 +17898,7 @@
             <w:tcW w:type="dxa" w:w="245"/>
           </w:tcPr>
           <w:p>
-            <w:r>
-              <w:t>10D MATHS</w:t>
-            </w:r>
+            <w:r/>
           </w:p>
         </w:tc>
         <w:tc>
@@ -17950,7 +17944,9 @@
             <w:tcW w:type="dxa" w:w="245"/>
           </w:tcPr>
           <w:p>
-            <w:r/>
+            <w:r>
+              <w:t>8B ISLAMIAT</w:t>
+            </w:r>
           </w:p>
         </w:tc>
         <w:tc>
@@ -18080,7 +18076,9 @@
             <w:tcW w:type="dxa" w:w="245"/>
           </w:tcPr>
           <w:p>
-            <w:r/>
+            <w:r>
+              <w:t>10D GAMES</w:t>
+            </w:r>
           </w:p>
         </w:tc>
         <w:tc>
@@ -18292,9 +18290,7 @@
             <w:tcW w:type="dxa" w:w="245"/>
           </w:tcPr>
           <w:p>
-            <w:r>
-              <w:t>10E ENGLISH</w:t>
-            </w:r>
+            <w:r/>
           </w:p>
         </w:tc>
         <w:tc>
@@ -18374,7 +18370,9 @@
             <w:tcW w:type="dxa" w:w="245"/>
           </w:tcPr>
           <w:p>
-            <w:r/>
+            <w:r>
+              <w:t>10E MATHS</w:t>
+            </w:r>
           </w:p>
         </w:tc>
         <w:tc>
@@ -19630,9 +19628,7 @@
             <w:tcW w:type="dxa" w:w="245"/>
           </w:tcPr>
           <w:p>
-            <w:r>
-              <w:t>6D MATHS</w:t>
-            </w:r>
+            <w:r/>
           </w:p>
         </w:tc>
         <w:tc>
@@ -19993,16 +19989,18 @@
           </w:tcPr>
           <w:p>
             <w:r>
-              <w:t>8A HISTORY</w:t>
-            </w:r>
-          </w:p>
-        </w:tc>
-        <w:tc>
-          <w:tcPr>
-            <w:tcW w:type="dxa" w:w="245"/>
-          </w:tcPr>
-          <w:p>
-            <w:r/>
+              <w:t>8A S.ST</w:t>
+            </w:r>
+          </w:p>
+        </w:tc>
+        <w:tc>
+          <w:tcPr>
+            <w:tcW w:type="dxa" w:w="245"/>
+          </w:tcPr>
+          <w:p>
+            <w:r>
+              <w:t>6D SINDHI</w:t>
+            </w:r>
           </w:p>
         </w:tc>
         <w:tc>
@@ -20690,7 +20688,9 @@
             <w:tcW w:type="dxa" w:w="245"/>
           </w:tcPr>
           <w:p>
-            <w:r/>
+            <w:r>
+              <w:t>7B COMPUTER</w:t>
+            </w:r>
           </w:p>
         </w:tc>
         <w:tc>
@@ -20842,7 +20842,9 @@
             <w:tcW w:type="dxa" w:w="245"/>
           </w:tcPr>
           <w:p>
-            <w:r/>
+            <w:r>
+              <w:t>9D ENGLISH</w:t>
+            </w:r>
           </w:p>
         </w:tc>
         <w:tc>
@@ -20878,9 +20880,7 @@
             <w:tcW w:type="dxa" w:w="245"/>
           </w:tcPr>
           <w:p>
-            <w:r>
-              <w:t>9D CHEMISTRY</w:t>
-            </w:r>
+            <w:r/>
           </w:p>
         </w:tc>
         <w:tc>
@@ -20948,9 +20948,7 @@
             <w:tcW w:type="dxa" w:w="245"/>
           </w:tcPr>
           <w:p>
-            <w:r>
-              <w:t>7B GAMES</w:t>
-            </w:r>
+            <w:r/>
           </w:p>
         </w:tc>
         <w:tc>
@@ -21706,9 +21704,7 @@
             <w:tcW w:type="dxa" w:w="245"/>
           </w:tcPr>
           <w:p>
-            <w:r>
-              <w:t>9D ENGLISH</w:t>
-            </w:r>
+            <w:r/>
           </w:p>
         </w:tc>
         <w:tc>
@@ -21744,7 +21740,9 @@
             <w:tcW w:type="dxa" w:w="245"/>
           </w:tcPr>
           <w:p>
-            <w:r/>
+            <w:r>
+              <w:t>9D CHEMISTRY</w:t>
+            </w:r>
           </w:p>
         </w:tc>
         <w:tc>

--- a/school_timetable.docx
+++ b/school_timetable.docx
@@ -1550,7 +1550,9 @@
             <w:tcW w:type="dxa" w:w="245"/>
           </w:tcPr>
           <w:p>
-            <w:r/>
+            <w:r>
+              <w:t>10B ENGLISH</w:t>
+            </w:r>
           </w:p>
         </w:tc>
         <w:tc>
@@ -1750,9 +1752,7 @@
             <w:tcW w:type="dxa" w:w="245"/>
           </w:tcPr>
           <w:p>
-            <w:r>
-              <w:t>10B BIOLOGY</w:t>
-            </w:r>
+            <w:r/>
           </w:p>
         </w:tc>
         <w:tc>
@@ -2282,7 +2282,9 @@
             <w:tcW w:type="dxa" w:w="245"/>
           </w:tcPr>
           <w:p>
-            <w:r/>
+            <w:r>
+              <w:t>7A HISTORY</w:t>
+            </w:r>
           </w:p>
         </w:tc>
         <w:tc>
@@ -2390,9 +2392,7 @@
             <w:tcW w:type="dxa" w:w="245"/>
           </w:tcPr>
           <w:p>
-            <w:r>
-              <w:t>7A GAMES</w:t>
-            </w:r>
+            <w:r/>
           </w:p>
         </w:tc>
         <w:tc>
@@ -2863,18 +2863,16 @@
           </w:tcPr>
           <w:p>
             <w:r>
-              <w:t>8C ENGLISH</w:t>
-            </w:r>
-          </w:p>
-        </w:tc>
-        <w:tc>
-          <w:tcPr>
-            <w:tcW w:type="dxa" w:w="245"/>
-          </w:tcPr>
-          <w:p>
-            <w:r>
-              <w:t>10B ENGLISH</w:t>
-            </w:r>
+              <w:t>6B ENGLISH</w:t>
+            </w:r>
+          </w:p>
+        </w:tc>
+        <w:tc>
+          <w:tcPr>
+            <w:tcW w:type="dxa" w:w="245"/>
+          </w:tcPr>
+          <w:p>
+            <w:r/>
           </w:p>
         </w:tc>
         <w:tc>
@@ -3072,7 +3070,9 @@
             <w:tcW w:type="dxa" w:w="245"/>
           </w:tcPr>
           <w:p>
-            <w:r/>
+            <w:r>
+              <w:t>10B BIOLOGY</w:t>
+            </w:r>
           </w:p>
         </w:tc>
         <w:tc>
@@ -3146,9 +3146,7 @@
             <w:tcW w:type="dxa" w:w="245"/>
           </w:tcPr>
           <w:p>
-            <w:r>
-              <w:t>6B HISTORY</w:t>
-            </w:r>
+            <w:r/>
           </w:p>
         </w:tc>
         <w:tc>
@@ -3246,7 +3244,9 @@
             <w:tcW w:type="dxa" w:w="245"/>
           </w:tcPr>
           <w:p>
-            <w:r/>
+            <w:r>
+              <w:t>8C GAMES</w:t>
+            </w:r>
           </w:p>
         </w:tc>
         <w:tc>
@@ -3759,6 +3759,26 @@
           </w:tcPr>
           <w:p>
             <w:r>
+              <w:t>8C ENGLISH</w:t>
+            </w:r>
+          </w:p>
+        </w:tc>
+        <w:tc>
+          <w:tcPr>
+            <w:tcW w:type="dxa" w:w="245"/>
+          </w:tcPr>
+          <w:p>
+            <w:r>
+              <w:t>6D S.ST</w:t>
+            </w:r>
+          </w:p>
+        </w:tc>
+        <w:tc>
+          <w:tcPr>
+            <w:tcW w:type="dxa" w:w="245"/>
+          </w:tcPr>
+          <w:p>
+            <w:r>
               <w:t>7D ENGLISH</w:t>
             </w:r>
           </w:p>
@@ -3769,26 +3789,6 @@
           </w:tcPr>
           <w:p>
             <w:r>
-              <w:t>6D S.ST</w:t>
-            </w:r>
-          </w:p>
-        </w:tc>
-        <w:tc>
-          <w:tcPr>
-            <w:tcW w:type="dxa" w:w="245"/>
-          </w:tcPr>
-          <w:p>
-            <w:r>
-              <w:t>6B ENGLISH</w:t>
-            </w:r>
-          </w:p>
-        </w:tc>
-        <w:tc>
-          <w:tcPr>
-            <w:tcW w:type="dxa" w:w="245"/>
-          </w:tcPr>
-          <w:p>
-            <w:r>
               <w:t>8A Geography</w:t>
             </w:r>
           </w:p>
@@ -3990,7 +3990,9 @@
             <w:tcW w:type="dxa" w:w="245"/>
           </w:tcPr>
           <w:p>
-            <w:r/>
+            <w:r>
+              <w:t>9B BIOLOGY</w:t>
+            </w:r>
           </w:p>
         </w:tc>
         <w:tc>
@@ -4059,7 +4061,7 @@
           </w:tcPr>
           <w:p>
             <w:r>
-              <w:t>7A HISTORY</w:t>
+              <w:t>6B HISTORY</w:t>
             </w:r>
           </w:p>
         </w:tc>
@@ -4156,18 +4158,16 @@
             <w:tcW w:type="dxa" w:w="245"/>
           </w:tcPr>
           <w:p>
-            <w:r>
-              <w:t>8C GAMES</w:t>
-            </w:r>
-          </w:p>
-        </w:tc>
-        <w:tc>
-          <w:tcPr>
-            <w:tcW w:type="dxa" w:w="245"/>
-          </w:tcPr>
-          <w:p>
-            <w:r>
-              <w:t>7B GAMES</w:t>
+            <w:r/>
+          </w:p>
+        </w:tc>
+        <w:tc>
+          <w:tcPr>
+            <w:tcW w:type="dxa" w:w="245"/>
+          </w:tcPr>
+          <w:p>
+            <w:r>
+              <w:t>7A GAMES</w:t>
             </w:r>
           </w:p>
         </w:tc>
@@ -5721,7 +5721,7 @@
           </w:tcPr>
           <w:p>
             <w:r>
-              <w:t>6B ENGLISH</w:t>
+              <w:t>7D ENGLISH</w:t>
             </w:r>
           </w:p>
         </w:tc>
@@ -6011,7 +6011,7 @@
           </w:tcPr>
           <w:p>
             <w:r>
-              <w:t>7D S.ST</w:t>
+              <w:t>6B HISTORY</w:t>
             </w:r>
           </w:p>
         </w:tc>
@@ -6356,7 +6356,9 @@
             <w:tcW w:type="dxa" w:w="245"/>
           </w:tcPr>
           <w:p>
-            <w:r/>
+            <w:r>
+              <w:t>6B GENERAL SCIENCE</w:t>
+            </w:r>
           </w:p>
         </w:tc>
         <w:tc>
@@ -6460,9 +6462,7 @@
             <w:tcW w:type="dxa" w:w="245"/>
           </w:tcPr>
           <w:p>
-            <w:r>
-              <w:t>6B HISTORY</w:t>
-            </w:r>
+            <w:r/>
           </w:p>
         </w:tc>
         <w:tc>
@@ -6616,9 +6616,7 @@
             <w:tcW w:type="dxa" w:w="245"/>
           </w:tcPr>
           <w:p>
-            <w:r>
-              <w:t>7D ENGLISH</w:t>
-            </w:r>
+            <w:r/>
           </w:p>
         </w:tc>
         <w:tc>
@@ -6862,7 +6860,9 @@
             <w:tcW w:type="dxa" w:w="245"/>
           </w:tcPr>
           <w:p>
-            <w:r/>
+            <w:r>
+              <w:t>8A GENERAL SCIENCE</w:t>
+            </w:r>
           </w:p>
         </w:tc>
         <w:tc>
@@ -6916,7 +6916,9 @@
             <w:tcW w:type="dxa" w:w="245"/>
           </w:tcPr>
           <w:p>
-            <w:r/>
+            <w:r>
+              <w:t>7D S.ST</w:t>
+            </w:r>
           </w:p>
         </w:tc>
         <w:tc>
@@ -7494,9 +7496,7 @@
             <w:tcW w:type="dxa" w:w="245"/>
           </w:tcPr>
           <w:p>
-            <w:r>
-              <w:t>8C ENGLISH</w:t>
-            </w:r>
+            <w:r/>
           </w:p>
         </w:tc>
         <w:tc>
@@ -7710,7 +7710,9 @@
             <w:tcW w:type="dxa" w:w="245"/>
           </w:tcPr>
           <w:p>
-            <w:r/>
+            <w:r>
+              <w:t>10A BIOLOGY</w:t>
+            </w:r>
           </w:p>
         </w:tc>
         <w:tc>
@@ -7792,9 +7794,7 @@
             <w:tcW w:type="dxa" w:w="245"/>
           </w:tcPr>
           <w:p>
-            <w:r>
-              <w:t>10A SINDHI-X</w:t>
-            </w:r>
+            <w:r/>
           </w:p>
         </w:tc>
         <w:tc>
@@ -8086,9 +8086,7 @@
             <w:tcW w:type="dxa" w:w="245"/>
           </w:tcPr>
           <w:p>
-            <w:r>
-              <w:t>6C MATHS</w:t>
-            </w:r>
+            <w:r/>
           </w:p>
         </w:tc>
         <w:tc>
@@ -8220,7 +8218,9 @@
             <w:tcW w:type="dxa" w:w="245"/>
           </w:tcPr>
           <w:p>
-            <w:r/>
+            <w:r>
+              <w:t>6C COMPUTER</w:t>
+            </w:r>
           </w:p>
         </w:tc>
         <w:tc>
@@ -8412,7 +8412,9 @@
             <w:tcW w:type="dxa" w:w="245"/>
           </w:tcPr>
           <w:p>
-            <w:r/>
+            <w:r>
+              <w:t>6B ENGLISH</w:t>
+            </w:r>
           </w:p>
         </w:tc>
         <w:tc>
@@ -8552,7 +8554,9 @@
             <w:tcW w:type="dxa" w:w="245"/>
           </w:tcPr>
           <w:p>
-            <w:r/>
+            <w:r>
+              <w:t>6C MATHS</w:t>
+            </w:r>
           </w:p>
         </w:tc>
         <w:tc>
@@ -8596,35 +8600,31 @@
             <w:tcW w:type="dxa" w:w="245"/>
           </w:tcPr>
           <w:p>
-            <w:r>
-              <w:t>6B GENERAL SCIENCE</w:t>
-            </w:r>
-          </w:p>
-        </w:tc>
-        <w:tc>
-          <w:tcPr>
-            <w:tcW w:type="dxa" w:w="245"/>
-          </w:tcPr>
-          <w:p>
-            <w:r/>
-          </w:p>
-        </w:tc>
-        <w:tc>
-          <w:tcPr>
-            <w:tcW w:type="dxa" w:w="245"/>
-          </w:tcPr>
-          <w:p>
-            <w:r/>
-          </w:p>
-        </w:tc>
-        <w:tc>
-          <w:tcPr>
-            <w:tcW w:type="dxa" w:w="245"/>
-          </w:tcPr>
-          <w:p>
-            <w:r>
-              <w:t>10A BIOLOGY</w:t>
-            </w:r>
+            <w:r/>
+          </w:p>
+        </w:tc>
+        <w:tc>
+          <w:tcPr>
+            <w:tcW w:type="dxa" w:w="245"/>
+          </w:tcPr>
+          <w:p>
+            <w:r/>
+          </w:p>
+        </w:tc>
+        <w:tc>
+          <w:tcPr>
+            <w:tcW w:type="dxa" w:w="245"/>
+          </w:tcPr>
+          <w:p>
+            <w:r/>
+          </w:p>
+        </w:tc>
+        <w:tc>
+          <w:tcPr>
+            <w:tcW w:type="dxa" w:w="245"/>
+          </w:tcPr>
+          <w:p>
+            <w:r/>
           </w:p>
         </w:tc>
         <w:tc>
@@ -8705,7 +8705,7 @@
           </w:tcPr>
           <w:p>
             <w:r>
-              <w:t>10E SINDHI-X</w:t>
+              <w:t>10A SINDHI-X</w:t>
             </w:r>
           </w:p>
         </w:tc>
@@ -8743,7 +8743,7 @@
           </w:tcPr>
           <w:p>
             <w:r>
-              <w:t>6C S.ST</w:t>
+              <w:t>10E PAKISTAN STUDIES</w:t>
             </w:r>
           </w:p>
         </w:tc>
@@ -9164,7 +9164,9 @@
             <w:tcW w:type="dxa" w:w="245"/>
           </w:tcPr>
           <w:p>
-            <w:r/>
+            <w:r>
+              <w:t>10E SINDHI-X</w:t>
+            </w:r>
           </w:p>
         </w:tc>
         <w:tc>
@@ -9198,9 +9200,7 @@
             <w:tcW w:type="dxa" w:w="245"/>
           </w:tcPr>
           <w:p>
-            <w:r>
-              <w:t>10E PAKISTAN STUDIES</w:t>
-            </w:r>
+            <w:r/>
           </w:p>
         </w:tc>
         <w:tc>
@@ -10567,7 +10567,7 @@
           </w:tcPr>
           <w:p>
             <w:r>
-              <w:t>9B BIOLOGY</w:t>
+              <w:t>10A BIOLOGY</w:t>
             </w:r>
           </w:p>
         </w:tc>
@@ -10739,7 +10739,7 @@
           </w:tcPr>
           <w:p>
             <w:r>
-              <w:t>10C GAMES</w:t>
+              <w:t>9B GAMES</w:t>
             </w:r>
           </w:p>
         </w:tc>
@@ -11124,7 +11124,9 @@
             <w:tcW w:type="dxa" w:w="245"/>
           </w:tcPr>
           <w:p>
-            <w:r/>
+            <w:r>
+              <w:t>6C SINDHI</w:t>
+            </w:r>
           </w:p>
         </w:tc>
         <w:tc>
@@ -11204,9 +11206,7 @@
             <w:tcW w:type="dxa" w:w="245"/>
           </w:tcPr>
           <w:p>
-            <w:r>
-              <w:t>6C GAMES</w:t>
-            </w:r>
+            <w:r/>
           </w:p>
         </w:tc>
         <w:tc>
@@ -12132,9 +12132,7 @@
             <w:tcW w:type="dxa" w:w="245"/>
           </w:tcPr>
           <w:p>
-            <w:r>
-              <w:t>8C ENGLISH</w:t>
-            </w:r>
+            <w:r/>
           </w:p>
         </w:tc>
         <w:tc>
@@ -12308,7 +12306,9 @@
             <w:tcW w:type="dxa" w:w="245"/>
           </w:tcPr>
           <w:p>
-            <w:r/>
+            <w:r>
+              <w:t>7E GENERAL SCIENCE</w:t>
+            </w:r>
           </w:p>
         </w:tc>
         <w:tc>
@@ -12446,9 +12446,7 @@
             <w:tcW w:type="dxa" w:w="245"/>
           </w:tcPr>
           <w:p>
-            <w:r>
-              <w:t>6C SINDHI</w:t>
-            </w:r>
+            <w:r/>
           </w:p>
         </w:tc>
         <w:tc>
@@ -12525,7 +12523,7 @@
           </w:tcPr>
           <w:p>
             <w:r>
-              <w:t>7E GAMES</w:t>
+              <w:t>6C GAMES</w:t>
             </w:r>
           </w:p>
         </w:tc>
@@ -12762,9 +12760,7 @@
             <w:tcW w:type="dxa" w:w="245"/>
           </w:tcPr>
           <w:p>
-            <w:r>
-              <w:t>7E GENERAL SCIENCE</w:t>
-            </w:r>
+            <w:r/>
           </w:p>
         </w:tc>
         <w:tc>
@@ -12984,7 +12980,9 @@
             <w:tcW w:type="dxa" w:w="245"/>
           </w:tcPr>
           <w:p>
-            <w:r/>
+            <w:r>
+              <w:t>7E GAMES</w:t>
+            </w:r>
           </w:p>
         </w:tc>
         <w:tc>
@@ -13076,9 +13074,7 @@
             <w:tcW w:type="dxa" w:w="245"/>
           </w:tcPr>
           <w:p>
-            <w:r>
-              <w:t>10D ENGLISH</w:t>
-            </w:r>
+            <w:r/>
           </w:p>
         </w:tc>
         <w:tc>
@@ -13278,7 +13274,9 @@
             <w:tcW w:type="dxa" w:w="245"/>
           </w:tcPr>
           <w:p>
-            <w:r/>
+            <w:r>
+              <w:t>8A GENERAL SCIENCE</w:t>
+            </w:r>
           </w:p>
         </w:tc>
         <w:tc>
@@ -13374,7 +13372,9 @@
             <w:tcW w:type="dxa" w:w="245"/>
           </w:tcPr>
           <w:p>
-            <w:r/>
+            <w:r>
+              <w:t>10D PAKISTAN STUDIES</w:t>
+            </w:r>
           </w:p>
         </w:tc>
         <w:tc>
@@ -13484,6 +13484,22 @@
             <w:tcW w:type="dxa" w:w="245"/>
           </w:tcPr>
           <w:p>
+            <w:r/>
+          </w:p>
+        </w:tc>
+        <w:tc>
+          <w:tcPr>
+            <w:tcW w:type="dxa" w:w="245"/>
+          </w:tcPr>
+          <w:p>
+            <w:r/>
+          </w:p>
+        </w:tc>
+        <w:tc>
+          <w:tcPr>
+            <w:tcW w:type="dxa" w:w="245"/>
+          </w:tcPr>
+          <w:p>
             <w:r>
               <w:t>7D ENGLISH</w:t>
             </w:r>
@@ -13494,22 +13510,6 @@
             <w:tcW w:type="dxa" w:w="245"/>
           </w:tcPr>
           <w:p>
-            <w:r/>
-          </w:p>
-        </w:tc>
-        <w:tc>
-          <w:tcPr>
-            <w:tcW w:type="dxa" w:w="245"/>
-          </w:tcPr>
-          <w:p>
-            <w:r/>
-          </w:p>
-        </w:tc>
-        <w:tc>
-          <w:tcPr>
-            <w:tcW w:type="dxa" w:w="245"/>
-          </w:tcPr>
-          <w:p>
             <w:r>
               <w:t>10E ENGLISH</w:t>
             </w:r>
@@ -13530,7 +13530,9 @@
             <w:tcW w:type="dxa" w:w="245"/>
           </w:tcPr>
           <w:p>
-            <w:r/>
+            <w:r>
+              <w:t>10D ENGLISH</w:t>
+            </w:r>
           </w:p>
         </w:tc>
         <w:tc>
@@ -13832,9 +13834,7 @@
             <w:tcW w:type="dxa" w:w="245"/>
           </w:tcPr>
           <w:p>
-            <w:r>
-              <w:t>10D PAKISTAN STUDIES</w:t>
-            </w:r>
+            <w:r/>
           </w:p>
         </w:tc>
         <w:tc>
@@ -15172,7 +15172,9 @@
             <w:tcW w:type="dxa" w:w="245"/>
           </w:tcPr>
           <w:p>
-            <w:r/>
+            <w:r>
+              <w:t>8D GENERAL SCIENCE</w:t>
+            </w:r>
           </w:p>
         </w:tc>
         <w:tc>
@@ -15304,9 +15306,7 @@
             <w:tcW w:type="dxa" w:w="245"/>
           </w:tcPr>
           <w:p>
-            <w:r>
-              <w:t>8D SINDHI</w:t>
-            </w:r>
+            <w:r/>
           </w:p>
         </w:tc>
         <w:tc>
@@ -15906,9 +15906,7 @@
             <w:tcW w:type="dxa" w:w="245"/>
           </w:tcPr>
           <w:p>
-            <w:r>
-              <w:t>8C ENGLISH</w:t>
-            </w:r>
+            <w:r/>
           </w:p>
         </w:tc>
         <w:tc>
@@ -16034,7 +16032,9 @@
             <w:tcW w:type="dxa" w:w="245"/>
           </w:tcPr>
           <w:p>
-            <w:r/>
+            <w:r>
+              <w:t>8D MATHS</w:t>
+            </w:r>
           </w:p>
         </w:tc>
         <w:tc>
@@ -16078,9 +16078,7 @@
             <w:tcW w:type="dxa" w:w="245"/>
           </w:tcPr>
           <w:p>
-            <w:r>
-              <w:t>8D GENERAL SCIENCE</w:t>
-            </w:r>
+            <w:r/>
           </w:p>
         </w:tc>
         <w:tc>
@@ -17226,7 +17224,9 @@
             <w:tcW w:type="dxa" w:w="245"/>
           </w:tcPr>
           <w:p>
-            <w:r/>
+            <w:r>
+              <w:t>7D ENGLISH</w:t>
+            </w:r>
           </w:p>
         </w:tc>
         <w:tc>
@@ -17618,9 +17618,7 @@
             <w:tcW w:type="dxa" w:w="245"/>
           </w:tcPr>
           <w:p>
-            <w:r>
-              <w:t>7D GAMES</w:t>
-            </w:r>
+            <w:r/>
           </w:p>
         </w:tc>
         <w:tc>
@@ -17912,7 +17910,9 @@
             <w:tcW w:type="dxa" w:w="245"/>
           </w:tcPr>
           <w:p>
-            <w:r/>
+            <w:r>
+              <w:t>8A GENERAL SCIENCE</w:t>
+            </w:r>
           </w:p>
         </w:tc>
         <w:tc>
@@ -18122,9 +18122,7 @@
             <w:tcW w:type="dxa" w:w="245"/>
           </w:tcPr>
           <w:p>
-            <w:r>
-              <w:t>7D ENGLISH</w:t>
-            </w:r>
+            <w:r/>
           </w:p>
         </w:tc>
         <w:tc>
@@ -18534,7 +18532,9 @@
             <w:tcW w:type="dxa" w:w="245"/>
           </w:tcPr>
           <w:p>
-            <w:r/>
+            <w:r>
+              <w:t>7D GAMES</w:t>
+            </w:r>
           </w:p>
         </w:tc>
         <w:tc>
@@ -19760,9 +19760,7 @@
             <w:tcW w:type="dxa" w:w="245"/>
           </w:tcPr>
           <w:p>
-            <w:r>
-              <w:t>8D MATHS</w:t>
-            </w:r>
+            <w:r/>
           </w:p>
         </w:tc>
         <w:tc>
@@ -19944,7 +19942,9 @@
             <w:tcW w:type="dxa" w:w="245"/>
           </w:tcPr>
           <w:p>
-            <w:r/>
+            <w:r>
+              <w:t>8D SINDHI</w:t>
+            </w:r>
           </w:p>
         </w:tc>
         <w:tc>
@@ -20068,9 +20068,7 @@
             <w:tcW w:type="dxa" w:w="245"/>
           </w:tcPr>
           <w:p>
-            <w:r>
-              <w:t>7D ENGLISH</w:t>
-            </w:r>
+            <w:r/>
           </w:p>
         </w:tc>
         <w:tc>
@@ -20220,7 +20218,9 @@
             <w:tcW w:type="dxa" w:w="245"/>
           </w:tcPr>
           <w:p>
-            <w:r/>
+            <w:r>
+              <w:t>7D MATHS</w:t>
+            </w:r>
           </w:p>
         </w:tc>
         <w:tc>
@@ -20238,7 +20238,9 @@
             <w:tcW w:type="dxa" w:w="245"/>
           </w:tcPr>
           <w:p>
-            <w:r/>
+            <w:r>
+              <w:t>8A MATHS</w:t>
+            </w:r>
           </w:p>
         </w:tc>
         <w:tc>
@@ -20622,59 +20624,57 @@
             <w:tcW w:type="dxa" w:w="245"/>
           </w:tcPr>
           <w:p>
-            <w:r/>
-          </w:p>
-        </w:tc>
-        <w:tc>
-          <w:tcPr>
-            <w:tcW w:type="dxa" w:w="245"/>
-          </w:tcPr>
-          <w:p>
-            <w:r/>
-          </w:p>
-        </w:tc>
-        <w:tc>
-          <w:tcPr>
-            <w:tcW w:type="dxa" w:w="245"/>
-          </w:tcPr>
-          <w:p>
-            <w:r/>
-          </w:p>
-        </w:tc>
-        <w:tc>
-          <w:tcPr>
-            <w:tcW w:type="dxa" w:w="245"/>
-          </w:tcPr>
-          <w:p>
-            <w:r/>
-          </w:p>
-        </w:tc>
-        <w:tc>
-          <w:tcPr>
-            <w:tcW w:type="dxa" w:w="245"/>
-          </w:tcPr>
-          <w:p>
-            <w:r>
-              <w:t>9E ISLAMIAT IX</w:t>
-            </w:r>
-          </w:p>
-        </w:tc>
-        <w:tc>
-          <w:tcPr>
-            <w:tcW w:type="dxa" w:w="245"/>
-          </w:tcPr>
-          <w:p>
-            <w:r/>
-          </w:p>
-        </w:tc>
-        <w:tc>
-          <w:tcPr>
-            <w:tcW w:type="dxa" w:w="245"/>
-          </w:tcPr>
-          <w:p>
-            <w:r>
-              <w:t>7D MATHS</w:t>
-            </w:r>
+            <w:r>
+              <w:t>7D ISLAMIAT</w:t>
+            </w:r>
+          </w:p>
+        </w:tc>
+        <w:tc>
+          <w:tcPr>
+            <w:tcW w:type="dxa" w:w="245"/>
+          </w:tcPr>
+          <w:p>
+            <w:r/>
+          </w:p>
+        </w:tc>
+        <w:tc>
+          <w:tcPr>
+            <w:tcW w:type="dxa" w:w="245"/>
+          </w:tcPr>
+          <w:p>
+            <w:r/>
+          </w:p>
+        </w:tc>
+        <w:tc>
+          <w:tcPr>
+            <w:tcW w:type="dxa" w:w="245"/>
+          </w:tcPr>
+          <w:p>
+            <w:r/>
+          </w:p>
+        </w:tc>
+        <w:tc>
+          <w:tcPr>
+            <w:tcW w:type="dxa" w:w="245"/>
+          </w:tcPr>
+          <w:p>
+            <w:r/>
+          </w:p>
+        </w:tc>
+        <w:tc>
+          <w:tcPr>
+            <w:tcW w:type="dxa" w:w="245"/>
+          </w:tcPr>
+          <w:p>
+            <w:r/>
+          </w:p>
+        </w:tc>
+        <w:tc>
+          <w:tcPr>
+            <w:tcW w:type="dxa" w:w="245"/>
+          </w:tcPr>
+          <w:p>
+            <w:r/>
           </w:p>
         </w:tc>
         <w:tc>
@@ -20784,7 +20784,9 @@
             <w:tcW w:type="dxa" w:w="245"/>
           </w:tcPr>
           <w:p>
-            <w:r/>
+            <w:r>
+              <w:t>9E CHEMISTRY</w:t>
+            </w:r>
           </w:p>
         </w:tc>
         <w:tc>
@@ -20810,9 +20812,7 @@
             <w:tcW w:type="dxa" w:w="245"/>
           </w:tcPr>
           <w:p>
-            <w:r>
-              <w:t>6C COMPUTER</w:t>
-            </w:r>
+            <w:r/>
           </w:p>
         </w:tc>
         <w:tc>
@@ -20876,7 +20876,9 @@
             <w:tcW w:type="dxa" w:w="245"/>
           </w:tcPr>
           <w:p>
-            <w:r/>
+            <w:r>
+              <w:t>6C S.ST</w:t>
+            </w:r>
           </w:p>
         </w:tc>
         <w:tc>
@@ -21406,7 +21408,9 @@
             <w:tcW w:type="dxa" w:w="245"/>
           </w:tcPr>
           <w:p>
-            <w:r/>
+            <w:r>
+              <w:t>7D ENGLISH</w:t>
+            </w:r>
           </w:p>
         </w:tc>
         <w:tc>
@@ -21480,9 +21484,7 @@
             <w:tcW w:type="dxa" w:w="245"/>
           </w:tcPr>
           <w:p>
-            <w:r>
-              <w:t>7D ISLAMIAT</w:t>
-            </w:r>
+            <w:r/>
           </w:p>
         </w:tc>
         <w:tc>
@@ -21862,9 +21864,7 @@
             <w:tcW w:type="dxa" w:w="245"/>
           </w:tcPr>
           <w:p>
-            <w:r>
-              <w:t>8C ENGLISH</w:t>
-            </w:r>
+            <w:r/>
           </w:p>
         </w:tc>
         <w:tc>
@@ -21980,7 +21980,9 @@
             <w:tcW w:type="dxa" w:w="245"/>
           </w:tcPr>
           <w:p>
-            <w:r/>
+            <w:r>
+              <w:t>9E ISLAMIAT IX</w:t>
+            </w:r>
           </w:p>
         </w:tc>
         <w:tc>
@@ -22016,9 +22018,7 @@
             <w:tcW w:type="dxa" w:w="245"/>
           </w:tcPr>
           <w:p>
-            <w:r>
-              <w:t>8A MATHS</w:t>
-            </w:r>
+            <w:r/>
           </w:p>
         </w:tc>
         <w:tc>
@@ -22098,7 +22098,9 @@
             <w:tcW w:type="dxa" w:w="245"/>
           </w:tcPr>
           <w:p>
-            <w:r/>
+            <w:r>
+              <w:t>8A GENERAL SCIENCE</w:t>
+            </w:r>
           </w:p>
         </w:tc>
         <w:tc>

--- a/school_timetable.docx
+++ b/school_timetable.docx
@@ -7478,7 +7478,9 @@
             <w:tcW w:type="dxa" w:w="245"/>
           </w:tcPr>
           <w:p>
-            <w:r/>
+            <w:r>
+              <w:t>8C ENGLISH</w:t>
+            </w:r>
           </w:p>
         </w:tc>
         <w:tc>
@@ -12472,7 +12474,9 @@
             <w:tcW w:type="dxa" w:w="245"/>
           </w:tcPr>
           <w:p>
-            <w:r/>
+            <w:r>
+              <w:t>8C MATHS</w:t>
+            </w:r>
           </w:p>
         </w:tc>
         <w:tc>
@@ -13484,7 +13488,9 @@
             <w:tcW w:type="dxa" w:w="245"/>
           </w:tcPr>
           <w:p>
-            <w:r/>
+            <w:r>
+              <w:t>8C ENGLISH</w:t>
+            </w:r>
           </w:p>
         </w:tc>
         <w:tc>
@@ -13842,9 +13848,7 @@
             <w:tcW w:type="dxa" w:w="245"/>
           </w:tcPr>
           <w:p>
-            <w:r>
-              <w:t>8C MATHS</w:t>
-            </w:r>
+            <w:r/>
           </w:p>
         </w:tc>
         <w:tc>
@@ -15888,7 +15892,9 @@
             <w:tcW w:type="dxa" w:w="245"/>
           </w:tcPr>
           <w:p>
-            <w:r/>
+            <w:r>
+              <w:t>8C ENGLISH</w:t>
+            </w:r>
           </w:p>
         </w:tc>
         <w:tc>
@@ -20068,7 +20074,9 @@
             <w:tcW w:type="dxa" w:w="245"/>
           </w:tcPr>
           <w:p>
-            <w:r/>
+            <w:r>
+              <w:t>8C ENGLISH</w:t>
+            </w:r>
           </w:p>
         </w:tc>
         <w:tc>
@@ -20162,9 +20170,7 @@
             <w:tcW w:type="dxa" w:w="245"/>
           </w:tcPr>
           <w:p>
-            <w:r>
-              <w:t>8C ISLAMIAT</w:t>
-            </w:r>
+            <w:r/>
           </w:p>
         </w:tc>
         <w:tc>
@@ -21942,7 +21948,9 @@
             <w:tcW w:type="dxa" w:w="245"/>
           </w:tcPr>
           <w:p>
-            <w:r/>
+            <w:r>
+              <w:t>8C ISLAMIAT</w:t>
+            </w:r>
           </w:p>
         </w:tc>
         <w:tc>
